--- a/pc_package/PCR-007_cex.docx
+++ b/pc_package/PCR-007_cex.docx
@@ -12271,7 +12271,7 @@
                     <w:jc w:val="center"/>
                   </w:pPr>
                   <w:r>
-                    <w:t xml:space="preserve">2.892</w:t>
+                    <w:t xml:space="preserve">2.89</w:t>
                   </w:r>
                 </w:p>
               </w:tc>
@@ -12297,33 +12297,33 @@
                     <w:jc w:val="center"/>
                   </w:pPr>
                   <w:r>
-                    <w:t xml:space="preserve">0.2066</w:t>
-                  </w:r>
-                </w:p>
-              </w:tc>
-              <w:tc>
-                <w:tcPr/>
-                <w:p>
-                  <w:pPr>
-                    <w:pStyle w:val="Compact"/>
-                    <w:jc w:val="right"/>
-                    <w:jc w:val="center"/>
-                  </w:pPr>
-                  <w:r>
-                    <w:t xml:space="preserve">36.86</w:t>
-                  </w:r>
-                </w:p>
-              </w:tc>
-              <w:tc>
-                <w:tcPr/>
-                <w:p>
-                  <w:pPr>
-                    <w:pStyle w:val="Compact"/>
-                    <w:jc w:val="right"/>
-                    <w:jc w:val="center"/>
-                  </w:pPr>
-                  <w:r>
-                    <w:t xml:space="preserve">3.851e-08</w:t>
+                    <w:t xml:space="preserve">0.207</w:t>
+                  </w:r>
+                </w:p>
+              </w:tc>
+              <w:tc>
+                <w:tcPr/>
+                <w:p>
+                  <w:pPr>
+                    <w:pStyle w:val="Compact"/>
+                    <w:jc w:val="right"/>
+                    <w:jc w:val="center"/>
+                  </w:pPr>
+                  <w:r>
+                    <w:t xml:space="preserve">36.9</w:t>
+                  </w:r>
+                </w:p>
+              </w:tc>
+              <w:tc>
+                <w:tcPr/>
+                <w:p>
+                  <w:pPr>
+                    <w:pStyle w:val="Compact"/>
+                    <w:jc w:val="right"/>
+                    <w:jc w:val="center"/>
+                  </w:pPr>
+                  <w:r>
+                    <w:t xml:space="preserve">3.85e-08</w:t>
                   </w:r>
                 </w:p>
               </w:tc>
@@ -12351,7 +12351,7 @@
                     <w:jc w:val="center"/>
                   </w:pPr>
                   <w:r>
-                    <w:t xml:space="preserve">0.07286</w:t>
+                    <w:t xml:space="preserve">0.0729</w:t>
                   </w:r>
                 </w:p>
               </w:tc>
@@ -12377,7 +12377,7 @@
                     <w:jc w:val="center"/>
                   </w:pPr>
                   <w:r>
-                    <w:t xml:space="preserve">0.005605</w:t>
+                    <w:t xml:space="preserve">0.0056</w:t>
                   </w:r>
                 </w:p>
               </w:tc>
@@ -12470,20 +12470,20 @@
                     <w:jc w:val="center"/>
                   </w:pPr>
                   <w:r>
-                    <w:t xml:space="preserve">3.633</w:t>
-                  </w:r>
-                </w:p>
-              </w:tc>
-              <w:tc>
-                <w:tcPr/>
-                <w:p>
-                  <w:pPr>
-                    <w:pStyle w:val="Compact"/>
-                    <w:jc w:val="right"/>
-                    <w:jc w:val="center"/>
-                  </w:pPr>
-                  <w:r>
-                    <w:t xml:space="preserve">0.1581</w:t>
+                    <w:t xml:space="preserve">3.63</w:t>
+                  </w:r>
+                </w:p>
+              </w:tc>
+              <w:tc>
+                <w:tcPr/>
+                <w:p>
+                  <w:pPr>
+                    <w:pStyle w:val="Compact"/>
+                    <w:jc w:val="right"/>
+                    <w:jc w:val="center"/>
+                  </w:pPr>
+                  <w:r>
+                    <w:t xml:space="preserve">0.158</w:t>
                   </w:r>
                 </w:p>
               </w:tc>
@@ -12511,7 +12511,7 @@
                     <w:jc w:val="center"/>
                   </w:pPr>
                   <w:r>
-                    <w:t xml:space="preserve">0.005558</w:t>
+                    <w:t xml:space="preserve">0.00556</w:t>
                   </w:r>
                 </w:p>
               </w:tc>
@@ -12537,7 +12537,7 @@
                     <w:jc w:val="center"/>
                   </w:pPr>
                   <w:r>
-                    <w:t xml:space="preserve">0.001853</w:t>
+                    <w:t xml:space="preserve">0.00185</w:t>
                   </w:r>
                 </w:p>
               </w:tc>
@@ -12612,17 +12612,16 @@
           <w:tbl>
             <w:tblPr>
               <w:tblStyle w:val="Table"/>
-              <w:tblW w:type="pct" w:w="5000"/>
-              <w:tblLayout w:type="fixed"/>
+              <w:tblW w:type="auto" w:w="0"/>
               <w:tblLook w:firstRow="1" w:lastRow="0" w:firstColumn="0" w:lastColumn="0" w:noHBand="0" w:noVBand="0" w:val="0020"/>
             </w:tblPr>
             <w:tblGrid>
-              <w:gridCol w:w="1536"/>
-              <w:gridCol w:w="1536"/>
-              <w:gridCol w:w="709"/>
-              <w:gridCol w:w="1418"/>
-              <w:gridCol w:w="1182"/>
-              <w:gridCol w:w="1536"/>
+              <w:gridCol w:w="1320"/>
+              <w:gridCol w:w="1320"/>
+              <w:gridCol w:w="1320"/>
+              <w:gridCol w:w="1320"/>
+              <w:gridCol w:w="1320"/>
+              <w:gridCol w:w="1320"/>
             </w:tblGrid>
             <w:tr>
               <w:trPr>
@@ -12730,7 +12729,7 @@
                     <w:jc w:val="center"/>
                   </w:pPr>
                   <w:r>
-                    <w:t xml:space="preserve">1.04e+05</w:t>
+                    <w:t xml:space="preserve">104,028.0</w:t>
                   </w:r>
                 </w:p>
               </w:tc>
@@ -12756,33 +12755,33 @@
                     <w:jc w:val="center"/>
                   </w:pPr>
                   <w:r>
-                    <w:t xml:space="preserve">7431</w:t>
-                  </w:r>
-                </w:p>
-              </w:tc>
-              <w:tc>
-                <w:tcPr/>
-                <w:p>
-                  <w:pPr>
-                    <w:pStyle w:val="Compact"/>
-                    <w:jc w:val="right"/>
-                    <w:jc w:val="center"/>
-                  </w:pPr>
-                  <w:r>
-                    <w:t xml:space="preserve">26.32</w:t>
-                  </w:r>
-                </w:p>
-              </w:tc>
-              <w:tc>
-                <w:tcPr/>
-                <w:p>
-                  <w:pPr>
-                    <w:pStyle w:val="Compact"/>
-                    <w:jc w:val="right"/>
-                    <w:jc w:val="center"/>
-                  </w:pPr>
-                  <w:r>
-                    <w:t xml:space="preserve">3.067e-07</w:t>
+                    <w:t xml:space="preserve">7,430.6</w:t>
+                  </w:r>
+                </w:p>
+              </w:tc>
+              <w:tc>
+                <w:tcPr/>
+                <w:p>
+                  <w:pPr>
+                    <w:pStyle w:val="Compact"/>
+                    <w:jc w:val="right"/>
+                    <w:jc w:val="center"/>
+                  </w:pPr>
+                  <w:r>
+                    <w:t xml:space="preserve">26.3</w:t>
+                  </w:r>
+                </w:p>
+              </w:tc>
+              <w:tc>
+                <w:tcPr/>
+                <w:p>
+                  <w:pPr>
+                    <w:pStyle w:val="Compact"/>
+                    <w:jc w:val="right"/>
+                    <w:jc w:val="center"/>
+                  </w:pPr>
+                  <w:r>
+                    <w:t xml:space="preserve">3.07e-07</w:t>
                   </w:r>
                 </w:p>
               </w:tc>
@@ -12810,7 +12809,7 @@
                     <w:jc w:val="center"/>
                   </w:pPr>
                   <w:r>
-                    <w:t xml:space="preserve">3670</w:t>
+                    <w:t xml:space="preserve">3,670.2</w:t>
                   </w:r>
                 </w:p>
               </w:tc>
@@ -12890,7 +12889,7 @@
                     <w:jc w:val="center"/>
                   </w:pPr>
                   <w:r>
-                    <w:t xml:space="preserve">2627</w:t>
+                    <w:t xml:space="preserve">2,626.7</w:t>
                   </w:r>
                 </w:p>
               </w:tc>
@@ -12929,20 +12928,20 @@
                     <w:jc w:val="center"/>
                   </w:pPr>
                   <w:r>
-                    <w:t xml:space="preserve">0.7551</w:t>
-                  </w:r>
-                </w:p>
-              </w:tc>
-              <w:tc>
-                <w:tcPr/>
-                <w:p>
-                  <w:pPr>
-                    <w:pStyle w:val="Compact"/>
-                    <w:jc w:val="right"/>
-                    <w:jc w:val="center"/>
-                  </w:pPr>
-                  <w:r>
-                    <w:t xml:space="preserve">0.6794</w:t>
+                    <w:t xml:space="preserve">0.755</w:t>
+                  </w:r>
+                </w:p>
+              </w:tc>
+              <w:tc>
+                <w:tcPr/>
+                <w:p>
+                  <w:pPr>
+                    <w:pStyle w:val="Compact"/>
+                    <w:jc w:val="right"/>
+                    <w:jc w:val="center"/>
+                  </w:pPr>
+                  <w:r>
+                    <w:t xml:space="preserve">0.679</w:t>
                   </w:r>
                 </w:p>
               </w:tc>
@@ -12970,7 +12969,7 @@
                     <w:jc w:val="center"/>
                   </w:pPr>
                   <w:r>
-                    <w:t xml:space="preserve">1044</w:t>
+                    <w:t xml:space="preserve">1,043.5</w:t>
                   </w:r>
                 </w:p>
               </w:tc>
@@ -18517,7 +18516,7 @@
                     <w:jc w:val="center"/>
                   </w:pPr>
                   <w:r>
-                    <w:t xml:space="preserve">0.4997</w:t>
+                    <w:t xml:space="preserve">0.5</w:t>
                   </w:r>
                 </w:p>
               </w:tc>
@@ -18543,7 +18542,7 @@
                     <w:jc w:val="center"/>
                   </w:pPr>
                   <w:r>
-                    <w:t xml:space="preserve">0.9357</w:t>
+                    <w:t xml:space="preserve">0.936</w:t>
                   </w:r>
                 </w:p>
               </w:tc>
@@ -18636,7 +18635,7 @@
                     <w:jc w:val="center"/>
                   </w:pPr>
                   <w:r>
-                    <w:t xml:space="preserve">0.6038</w:t>
+                    <w:t xml:space="preserve">0.604</w:t>
                   </w:r>
                 </w:p>
               </w:tc>
@@ -18662,7 +18661,7 @@
                     <w:jc w:val="center"/>
                   </w:pPr>
                   <w:r>
-                    <w:t xml:space="preserve">0.9616</w:t>
+                    <w:t xml:space="preserve">0.962</w:t>
                   </w:r>
                 </w:p>
               </w:tc>
@@ -18755,7 +18754,7 @@
                     <w:jc w:val="center"/>
                   </w:pPr>
                   <w:r>
-                    <w:t xml:space="preserve">0.5478</w:t>
+                    <w:t xml:space="preserve">0.548</w:t>
                   </w:r>
                 </w:p>
               </w:tc>
@@ -18781,7 +18780,7 @@
                     <w:jc w:val="center"/>
                   </w:pPr>
                   <w:r>
-                    <w:t xml:space="preserve">0.9398</w:t>
+                    <w:t xml:space="preserve">0.94</w:t>
                   </w:r>
                 </w:p>
               </w:tc>
@@ -18874,33 +18873,33 @@
                     <w:jc w:val="center"/>
                   </w:pPr>
                   <w:r>
-                    <w:t xml:space="preserve">0.8177</w:t>
-                  </w:r>
-                </w:p>
-              </w:tc>
-              <w:tc>
-                <w:tcPr/>
-                <w:p>
-                  <w:pPr>
-                    <w:pStyle w:val="Compact"/>
-                    <w:jc w:val="right"/>
-                    <w:jc w:val="center"/>
-                  </w:pPr>
-                  <w:r>
-                    <w:t xml:space="preserve">138.2</w:t>
-                  </w:r>
-                </w:p>
-              </w:tc>
-              <w:tc>
-                <w:tcPr/>
-                <w:p>
-                  <w:pPr>
-                    <w:pStyle w:val="Compact"/>
-                    <w:jc w:val="right"/>
-                    <w:jc w:val="center"/>
-                  </w:pPr>
-                  <w:r>
-                    <w:t xml:space="preserve">0.9726</w:t>
+                    <w:t xml:space="preserve">0.818</w:t>
+                  </w:r>
+                </w:p>
+              </w:tc>
+              <w:tc>
+                <w:tcPr/>
+                <w:p>
+                  <w:pPr>
+                    <w:pStyle w:val="Compact"/>
+                    <w:jc w:val="right"/>
+                    <w:jc w:val="center"/>
+                  </w:pPr>
+                  <w:r>
+                    <w:t xml:space="preserve">138</w:t>
+                  </w:r>
+                </w:p>
+              </w:tc>
+              <w:tc>
+                <w:tcPr/>
+                <w:p>
+                  <w:pPr>
+                    <w:pStyle w:val="Compact"/>
+                    <w:jc w:val="right"/>
+                    <w:jc w:val="center"/>
+                  </w:pPr>
+                  <w:r>
+                    <w:t xml:space="preserve">0.973</w:t>
                   </w:r>
                 </w:p>
               </w:tc>
@@ -18993,20 +18992,20 @@
                     <w:jc w:val="center"/>
                   </w:pPr>
                   <w:r>
-                    <w:t xml:space="preserve">0.4518</w:t>
-                  </w:r>
-                </w:p>
-              </w:tc>
-              <w:tc>
-                <w:tcPr/>
-                <w:p>
-                  <w:pPr>
-                    <w:pStyle w:val="Compact"/>
-                    <w:jc w:val="right"/>
-                    <w:jc w:val="center"/>
-                  </w:pPr>
-                  <w:r>
-                    <w:t xml:space="preserve">66.23</w:t>
+                    <w:t xml:space="preserve">0.452</w:t>
+                  </w:r>
+                </w:p>
+              </w:tc>
+              <w:tc>
+                <w:tcPr/>
+                <w:p>
+                  <w:pPr>
+                    <w:pStyle w:val="Compact"/>
+                    <w:jc w:val="right"/>
+                    <w:jc w:val="center"/>
+                  </w:pPr>
+                  <w:r>
+                    <w:t xml:space="preserve">66.2</w:t>
                   </w:r>
                 </w:p>
               </w:tc>
@@ -19112,33 +19111,33 @@
                     <w:jc w:val="center"/>
                   </w:pPr>
                   <w:r>
-                    <w:t xml:space="preserve">0.5639</w:t>
-                  </w:r>
-                </w:p>
-              </w:tc>
-              <w:tc>
-                <w:tcPr/>
-                <w:p>
-                  <w:pPr>
-                    <w:pStyle w:val="Compact"/>
-                    <w:jc w:val="right"/>
-                    <w:jc w:val="center"/>
-                  </w:pPr>
-                  <w:r>
-                    <w:t xml:space="preserve">61.25</w:t>
-                  </w:r>
-                </w:p>
-              </w:tc>
-              <w:tc>
-                <w:tcPr/>
-                <w:p>
-                  <w:pPr>
-                    <w:pStyle w:val="Compact"/>
-                    <w:jc w:val="right"/>
-                    <w:jc w:val="center"/>
-                  </w:pPr>
-                  <w:r>
-                    <w:t xml:space="preserve">0.9509</w:t>
+                    <w:t xml:space="preserve">0.564</w:t>
+                  </w:r>
+                </w:p>
+              </w:tc>
+              <w:tc>
+                <w:tcPr/>
+                <w:p>
+                  <w:pPr>
+                    <w:pStyle w:val="Compact"/>
+                    <w:jc w:val="right"/>
+                    <w:jc w:val="center"/>
+                  </w:pPr>
+                  <w:r>
+                    <w:t xml:space="preserve">61.3</w:t>
+                  </w:r>
+                </w:p>
+              </w:tc>
+              <w:tc>
+                <w:tcPr/>
+                <w:p>
+                  <w:pPr>
+                    <w:pStyle w:val="Compact"/>
+                    <w:jc w:val="right"/>
+                    <w:jc w:val="center"/>
+                  </w:pPr>
+                  <w:r>
+                    <w:t xml:space="preserve">0.951</w:t>
                   </w:r>
                 </w:p>
               </w:tc>
@@ -19231,20 +19230,20 @@
                     <w:jc w:val="center"/>
                   </w:pPr>
                   <w:r>
-                    <w:t xml:space="preserve">0.5793</w:t>
-                  </w:r>
-                </w:p>
-              </w:tc>
-              <w:tc>
-                <w:tcPr/>
-                <w:p>
-                  <w:pPr>
-                    <w:pStyle w:val="Compact"/>
-                    <w:jc w:val="right"/>
-                    <w:jc w:val="center"/>
-                  </w:pPr>
-                  <w:r>
-                    <w:t xml:space="preserve">48.82</w:t>
+                    <w:t xml:space="preserve">0.579</w:t>
+                  </w:r>
+                </w:p>
+              </w:tc>
+              <w:tc>
+                <w:tcPr/>
+                <w:p>
+                  <w:pPr>
+                    <w:pStyle w:val="Compact"/>
+                    <w:jc w:val="right"/>
+                    <w:jc w:val="center"/>
+                  </w:pPr>
+                  <w:r>
+                    <w:t xml:space="preserve">48.8</w:t>
                   </w:r>
                 </w:p>
               </w:tc>
@@ -19350,33 +19349,33 @@
                     <w:jc w:val="center"/>
                   </w:pPr>
                   <w:r>
-                    <w:t xml:space="preserve">0.7519</w:t>
-                  </w:r>
-                </w:p>
-              </w:tc>
-              <w:tc>
-                <w:tcPr/>
-                <w:p>
-                  <w:pPr>
-                    <w:pStyle w:val="Compact"/>
-                    <w:jc w:val="right"/>
-                    <w:jc w:val="center"/>
-                  </w:pPr>
-                  <w:r>
-                    <w:t xml:space="preserve">67.58</w:t>
-                  </w:r>
-                </w:p>
-              </w:tc>
-              <w:tc>
-                <w:tcPr/>
-                <w:p>
-                  <w:pPr>
-                    <w:pStyle w:val="Compact"/>
-                    <w:jc w:val="right"/>
-                    <w:jc w:val="center"/>
-                  </w:pPr>
-                  <w:r>
-                    <w:t xml:space="preserve">0.9344</w:t>
+                    <w:t xml:space="preserve">0.752</w:t>
+                  </w:r>
+                </w:p>
+              </w:tc>
+              <w:tc>
+                <w:tcPr/>
+                <w:p>
+                  <w:pPr>
+                    <w:pStyle w:val="Compact"/>
+                    <w:jc w:val="right"/>
+                    <w:jc w:val="center"/>
+                  </w:pPr>
+                  <w:r>
+                    <w:t xml:space="preserve">67.6</w:t>
+                  </w:r>
+                </w:p>
+              </w:tc>
+              <w:tc>
+                <w:tcPr/>
+                <w:p>
+                  <w:pPr>
+                    <w:pStyle w:val="Compact"/>
+                    <w:jc w:val="right"/>
+                    <w:jc w:val="center"/>
+                  </w:pPr>
+                  <w:r>
+                    <w:t xml:space="preserve">0.934</w:t>
                   </w:r>
                 </w:p>
               </w:tc>
@@ -19469,33 +19468,33 @@
                     <w:jc w:val="center"/>
                   </w:pPr>
                   <w:r>
-                    <w:t xml:space="preserve">0.7915</w:t>
-                  </w:r>
-                </w:p>
-              </w:tc>
-              <w:tc>
-                <w:tcPr/>
-                <w:p>
-                  <w:pPr>
-                    <w:pStyle w:val="Compact"/>
-                    <w:jc w:val="right"/>
-                    <w:jc w:val="center"/>
-                  </w:pPr>
-                  <w:r>
-                    <w:t xml:space="preserve">428.3</w:t>
-                  </w:r>
-                </w:p>
-              </w:tc>
-              <w:tc>
-                <w:tcPr/>
-                <w:p>
-                  <w:pPr>
-                    <w:pStyle w:val="Compact"/>
-                    <w:jc w:val="right"/>
-                    <w:jc w:val="center"/>
-                  </w:pPr>
-                  <w:r>
-                    <w:t xml:space="preserve">0.8827</w:t>
+                    <w:t xml:space="preserve">0.792</w:t>
+                  </w:r>
+                </w:p>
+              </w:tc>
+              <w:tc>
+                <w:tcPr/>
+                <w:p>
+                  <w:pPr>
+                    <w:pStyle w:val="Compact"/>
+                    <w:jc w:val="right"/>
+                    <w:jc w:val="center"/>
+                  </w:pPr>
+                  <w:r>
+                    <w:t xml:space="preserve">428</w:t>
+                  </w:r>
+                </w:p>
+              </w:tc>
+              <w:tc>
+                <w:tcPr/>
+                <w:p>
+                  <w:pPr>
+                    <w:pStyle w:val="Compact"/>
+                    <w:jc w:val="right"/>
+                    <w:jc w:val="center"/>
+                  </w:pPr>
+                  <w:r>
+                    <w:t xml:space="preserve">0.883</w:t>
                   </w:r>
                 </w:p>
               </w:tc>
@@ -19588,33 +19587,33 @@
                     <w:jc w:val="center"/>
                   </w:pPr>
                   <w:r>
-                    <w:t xml:space="preserve">1.097</w:t>
-                  </w:r>
-                </w:p>
-              </w:tc>
-              <w:tc>
-                <w:tcPr/>
-                <w:p>
-                  <w:pPr>
-                    <w:pStyle w:val="Compact"/>
-                    <w:jc w:val="right"/>
-                    <w:jc w:val="center"/>
-                  </w:pPr>
-                  <w:r>
-                    <w:t xml:space="preserve">246.9</w:t>
-                  </w:r>
-                </w:p>
-              </w:tc>
-              <w:tc>
-                <w:tcPr/>
-                <w:p>
-                  <w:pPr>
-                    <w:pStyle w:val="Compact"/>
-                    <w:jc w:val="right"/>
-                    <w:jc w:val="center"/>
-                  </w:pPr>
-                  <w:r>
-                    <w:t xml:space="preserve">0.8884</w:t>
+                    <w:t xml:space="preserve">1.1</w:t>
+                  </w:r>
+                </w:p>
+              </w:tc>
+              <w:tc>
+                <w:tcPr/>
+                <w:p>
+                  <w:pPr>
+                    <w:pStyle w:val="Compact"/>
+                    <w:jc w:val="right"/>
+                    <w:jc w:val="center"/>
+                  </w:pPr>
+                  <w:r>
+                    <w:t xml:space="preserve">247</w:t>
+                  </w:r>
+                </w:p>
+              </w:tc>
+              <w:tc>
+                <w:tcPr/>
+                <w:p>
+                  <w:pPr>
+                    <w:pStyle w:val="Compact"/>
+                    <w:jc w:val="right"/>
+                    <w:jc w:val="center"/>
+                  </w:pPr>
+                  <w:r>
+                    <w:t xml:space="preserve">0.888</w:t>
                   </w:r>
                 </w:p>
               </w:tc>
@@ -19707,33 +19706,33 @@
                     <w:jc w:val="center"/>
                   </w:pPr>
                   <w:r>
-                    <w:t xml:space="preserve">1.139</w:t>
-                  </w:r>
-                </w:p>
-              </w:tc>
-              <w:tc>
-                <w:tcPr/>
-                <w:p>
-                  <w:pPr>
-                    <w:pStyle w:val="Compact"/>
-                    <w:jc w:val="right"/>
-                    <w:jc w:val="center"/>
-                  </w:pPr>
-                  <w:r>
-                    <w:t xml:space="preserve">301.1</w:t>
-                  </w:r>
-                </w:p>
-              </w:tc>
-              <w:tc>
-                <w:tcPr/>
-                <w:p>
-                  <w:pPr>
-                    <w:pStyle w:val="Compact"/>
-                    <w:jc w:val="right"/>
-                    <w:jc w:val="center"/>
-                  </w:pPr>
-                  <w:r>
-                    <w:t xml:space="preserve">0.9227</w:t>
+                    <w:t xml:space="preserve">1.14</w:t>
+                  </w:r>
+                </w:p>
+              </w:tc>
+              <w:tc>
+                <w:tcPr/>
+                <w:p>
+                  <w:pPr>
+                    <w:pStyle w:val="Compact"/>
+                    <w:jc w:val="right"/>
+                    <w:jc w:val="center"/>
+                  </w:pPr>
+                  <w:r>
+                    <w:t xml:space="preserve">301</w:t>
+                  </w:r>
+                </w:p>
+              </w:tc>
+              <w:tc>
+                <w:tcPr/>
+                <w:p>
+                  <w:pPr>
+                    <w:pStyle w:val="Compact"/>
+                    <w:jc w:val="right"/>
+                    <w:jc w:val="center"/>
+                  </w:pPr>
+                  <w:r>
+                    <w:t xml:space="preserve">0.923</w:t>
                   </w:r>
                 </w:p>
               </w:tc>
@@ -19826,33 +19825,33 @@
                     <w:jc w:val="center"/>
                   </w:pPr>
                   <w:r>
-                    <w:t xml:space="preserve">1.788</w:t>
-                  </w:r>
-                </w:p>
-              </w:tc>
-              <w:tc>
-                <w:tcPr/>
-                <w:p>
-                  <w:pPr>
-                    <w:pStyle w:val="Compact"/>
-                    <w:jc w:val="right"/>
-                    <w:jc w:val="center"/>
-                  </w:pPr>
-                  <w:r>
-                    <w:t xml:space="preserve">239.6</w:t>
-                  </w:r>
-                </w:p>
-              </w:tc>
-              <w:tc>
-                <w:tcPr/>
-                <w:p>
-                  <w:pPr>
-                    <w:pStyle w:val="Compact"/>
-                    <w:jc w:val="right"/>
-                    <w:jc w:val="center"/>
-                  </w:pPr>
-                  <w:r>
-                    <w:t xml:space="preserve">0.9084</w:t>
+                    <w:t xml:space="preserve">1.79</w:t>
+                  </w:r>
+                </w:p>
+              </w:tc>
+              <w:tc>
+                <w:tcPr/>
+                <w:p>
+                  <w:pPr>
+                    <w:pStyle w:val="Compact"/>
+                    <w:jc w:val="right"/>
+                    <w:jc w:val="center"/>
+                  </w:pPr>
+                  <w:r>
+                    <w:t xml:space="preserve">240</w:t>
+                  </w:r>
+                </w:p>
+              </w:tc>
+              <w:tc>
+                <w:tcPr/>
+                <w:p>
+                  <w:pPr>
+                    <w:pStyle w:val="Compact"/>
+                    <w:jc w:val="right"/>
+                    <w:jc w:val="center"/>
+                  </w:pPr>
+                  <w:r>
+                    <w:t xml:space="preserve">0.908</w:t>
                   </w:r>
                 </w:p>
               </w:tc>
@@ -19945,20 +19944,20 @@
                     <w:jc w:val="center"/>
                   </w:pPr>
                   <w:r>
-                    <w:t xml:space="preserve">0.8065</w:t>
-                  </w:r>
-                </w:p>
-              </w:tc>
-              <w:tc>
-                <w:tcPr/>
-                <w:p>
-                  <w:pPr>
-                    <w:pStyle w:val="Compact"/>
-                    <w:jc w:val="right"/>
-                    <w:jc w:val="center"/>
-                  </w:pPr>
-                  <w:r>
-                    <w:t xml:space="preserve">105.3</w:t>
+                    <w:t xml:space="preserve">0.807</w:t>
+                  </w:r>
+                </w:p>
+              </w:tc>
+              <w:tc>
+                <w:tcPr/>
+                <w:p>
+                  <w:pPr>
+                    <w:pStyle w:val="Compact"/>
+                    <w:jc w:val="right"/>
+                    <w:jc w:val="center"/>
+                  </w:pPr>
+                  <w:r>
+                    <w:t xml:space="preserve">105</w:t>
                   </w:r>
                 </w:p>
               </w:tc>
@@ -20064,33 +20063,33 @@
                     <w:jc w:val="center"/>
                   </w:pPr>
                   <w:r>
-                    <w:t xml:space="preserve">1.036</w:t>
-                  </w:r>
-                </w:p>
-              </w:tc>
-              <w:tc>
-                <w:tcPr/>
-                <w:p>
-                  <w:pPr>
-                    <w:pStyle w:val="Compact"/>
-                    <w:jc w:val="right"/>
-                    <w:jc w:val="center"/>
-                  </w:pPr>
-                  <w:r>
-                    <w:t xml:space="preserve">112.6</w:t>
-                  </w:r>
-                </w:p>
-              </w:tc>
-              <w:tc>
-                <w:tcPr/>
-                <w:p>
-                  <w:pPr>
-                    <w:pStyle w:val="Compact"/>
-                    <w:jc w:val="right"/>
-                    <w:jc w:val="center"/>
-                  </w:pPr>
-                  <w:r>
-                    <w:t xml:space="preserve">0.8928</w:t>
+                    <w:t xml:space="preserve">1.04</w:t>
+                  </w:r>
+                </w:p>
+              </w:tc>
+              <w:tc>
+                <w:tcPr/>
+                <w:p>
+                  <w:pPr>
+                    <w:pStyle w:val="Compact"/>
+                    <w:jc w:val="right"/>
+                    <w:jc w:val="center"/>
+                  </w:pPr>
+                  <w:r>
+                    <w:t xml:space="preserve">113</w:t>
+                  </w:r>
+                </w:p>
+              </w:tc>
+              <w:tc>
+                <w:tcPr/>
+                <w:p>
+                  <w:pPr>
+                    <w:pStyle w:val="Compact"/>
+                    <w:jc w:val="right"/>
+                    <w:jc w:val="center"/>
+                  </w:pPr>
+                  <w:r>
+                    <w:t xml:space="preserve">0.893</w:t>
                   </w:r>
                 </w:p>
               </w:tc>
@@ -20183,33 +20182,33 @@
                     <w:jc w:val="center"/>
                   </w:pPr>
                   <w:r>
-                    <w:t xml:space="preserve">1.119</w:t>
-                  </w:r>
-                </w:p>
-              </w:tc>
-              <w:tc>
-                <w:tcPr/>
-                <w:p>
-                  <w:pPr>
-                    <w:pStyle w:val="Compact"/>
-                    <w:jc w:val="right"/>
-                    <w:jc w:val="center"/>
-                  </w:pPr>
-                  <w:r>
-                    <w:t xml:space="preserve">115.4</w:t>
-                  </w:r>
-                </w:p>
-              </w:tc>
-              <w:tc>
-                <w:tcPr/>
-                <w:p>
-                  <w:pPr>
-                    <w:pStyle w:val="Compact"/>
-                    <w:jc w:val="right"/>
-                    <w:jc w:val="center"/>
-                  </w:pPr>
-                  <w:r>
-                    <w:t xml:space="preserve">0.8844</w:t>
+                    <w:t xml:space="preserve">1.12</w:t>
+                  </w:r>
+                </w:p>
+              </w:tc>
+              <w:tc>
+                <w:tcPr/>
+                <w:p>
+                  <w:pPr>
+                    <w:pStyle w:val="Compact"/>
+                    <w:jc w:val="right"/>
+                    <w:jc w:val="center"/>
+                  </w:pPr>
+                  <w:r>
+                    <w:t xml:space="preserve">115</w:t>
+                  </w:r>
+                </w:p>
+              </w:tc>
+              <w:tc>
+                <w:tcPr/>
+                <w:p>
+                  <w:pPr>
+                    <w:pStyle w:val="Compact"/>
+                    <w:jc w:val="right"/>
+                    <w:jc w:val="center"/>
+                  </w:pPr>
+                  <w:r>
+                    <w:t xml:space="preserve">0.884</w:t>
                   </w:r>
                 </w:p>
               </w:tc>
@@ -20302,33 +20301,33 @@
                     <w:jc w:val="center"/>
                   </w:pPr>
                   <w:r>
-                    <w:t xml:space="preserve">1.829</w:t>
-                  </w:r>
-                </w:p>
-              </w:tc>
-              <w:tc>
-                <w:tcPr/>
-                <w:p>
-                  <w:pPr>
-                    <w:pStyle w:val="Compact"/>
-                    <w:jc w:val="right"/>
-                    <w:jc w:val="center"/>
-                  </w:pPr>
-                  <w:r>
-                    <w:t xml:space="preserve">149.3</w:t>
-                  </w:r>
-                </w:p>
-              </w:tc>
-              <w:tc>
-                <w:tcPr/>
-                <w:p>
-                  <w:pPr>
-                    <w:pStyle w:val="Compact"/>
-                    <w:jc w:val="right"/>
-                    <w:jc w:val="center"/>
-                  </w:pPr>
-                  <w:r>
-                    <w:t xml:space="preserve">0.8859</w:t>
+                    <w:t xml:space="preserve">1.83</w:t>
+                  </w:r>
+                </w:p>
+              </w:tc>
+              <w:tc>
+                <w:tcPr/>
+                <w:p>
+                  <w:pPr>
+                    <w:pStyle w:val="Compact"/>
+                    <w:jc w:val="right"/>
+                    <w:jc w:val="center"/>
+                  </w:pPr>
+                  <w:r>
+                    <w:t xml:space="preserve">149</w:t>
+                  </w:r>
+                </w:p>
+              </w:tc>
+              <w:tc>
+                <w:tcPr/>
+                <w:p>
+                  <w:pPr>
+                    <w:pStyle w:val="Compact"/>
+                    <w:jc w:val="right"/>
+                    <w:jc w:val="center"/>
+                  </w:pPr>
+                  <w:r>
+                    <w:t xml:space="preserve">0.886</w:t>
                   </w:r>
                 </w:p>
               </w:tc>
@@ -20421,20 +20420,20 @@
                     <w:jc w:val="center"/>
                   </w:pPr>
                   <w:r>
-                    <w:t xml:space="preserve">0.8333</w:t>
-                  </w:r>
-                </w:p>
-              </w:tc>
-              <w:tc>
-                <w:tcPr/>
-                <w:p>
-                  <w:pPr>
-                    <w:pStyle w:val="Compact"/>
-                    <w:jc w:val="right"/>
-                    <w:jc w:val="center"/>
-                  </w:pPr>
-                  <w:r>
-                    <w:t xml:space="preserve">152.9</w:t>
+                    <w:t xml:space="preserve">0.833</w:t>
+                  </w:r>
+                </w:p>
+              </w:tc>
+              <w:tc>
+                <w:tcPr/>
+                <w:p>
+                  <w:pPr>
+                    <w:pStyle w:val="Compact"/>
+                    <w:jc w:val="right"/>
+                    <w:jc w:val="center"/>
+                  </w:pPr>
+                  <w:r>
+                    <w:t xml:space="preserve">153</w:t>
                   </w:r>
                 </w:p>
               </w:tc>
@@ -20553,20 +20552,20 @@
                     <w:jc w:val="center"/>
                   </w:pPr>
                   <w:r>
-                    <w:t xml:space="preserve">182.9</w:t>
-                  </w:r>
-                </w:p>
-              </w:tc>
-              <w:tc>
-                <w:tcPr/>
-                <w:p>
-                  <w:pPr>
-                    <w:pStyle w:val="Compact"/>
-                    <w:jc w:val="right"/>
-                    <w:jc w:val="center"/>
-                  </w:pPr>
-                  <w:r>
-                    <w:t xml:space="preserve">0.9349</w:t>
+                    <w:t xml:space="preserve">183</w:t>
+                  </w:r>
+                </w:p>
+              </w:tc>
+              <w:tc>
+                <w:tcPr/>
+                <w:p>
+                  <w:pPr>
+                    <w:pStyle w:val="Compact"/>
+                    <w:jc w:val="right"/>
+                    <w:jc w:val="center"/>
+                  </w:pPr>
+                  <w:r>
+                    <w:t xml:space="preserve">0.935</w:t>
                   </w:r>
                 </w:p>
               </w:tc>
@@ -20659,33 +20658,33 @@
                     <w:jc w:val="center"/>
                   </w:pPr>
                   <w:r>
-                    <w:t xml:space="preserve">0.6919</w:t>
-                  </w:r>
-                </w:p>
-              </w:tc>
-              <w:tc>
-                <w:tcPr/>
-                <w:p>
-                  <w:pPr>
-                    <w:pStyle w:val="Compact"/>
-                    <w:jc w:val="right"/>
-                    <w:jc w:val="center"/>
-                  </w:pPr>
-                  <w:r>
-                    <w:t xml:space="preserve">128.7</w:t>
-                  </w:r>
-                </w:p>
-              </w:tc>
-              <w:tc>
-                <w:tcPr/>
-                <w:p>
-                  <w:pPr>
-                    <w:pStyle w:val="Compact"/>
-                    <w:jc w:val="right"/>
-                    <w:jc w:val="center"/>
-                  </w:pPr>
-                  <w:r>
-                    <w:t xml:space="preserve">0.9099</w:t>
+                    <w:t xml:space="preserve">0.692</w:t>
+                  </w:r>
+                </w:p>
+              </w:tc>
+              <w:tc>
+                <w:tcPr/>
+                <w:p>
+                  <w:pPr>
+                    <w:pStyle w:val="Compact"/>
+                    <w:jc w:val="right"/>
+                    <w:jc w:val="center"/>
+                  </w:pPr>
+                  <w:r>
+                    <w:t xml:space="preserve">129</w:t>
+                  </w:r>
+                </w:p>
+              </w:tc>
+              <w:tc>
+                <w:tcPr/>
+                <w:p>
+                  <w:pPr>
+                    <w:pStyle w:val="Compact"/>
+                    <w:jc w:val="right"/>
+                    <w:jc w:val="center"/>
+                  </w:pPr>
+                  <w:r>
+                    <w:t xml:space="preserve">0.91</w:t>
                   </w:r>
                 </w:p>
               </w:tc>
@@ -20995,33 +20994,33 @@
                     <w:jc w:val="center"/>
                   </w:pPr>
                   <w:r>
-                    <w:t xml:space="preserve">0.5185</w:t>
-                  </w:r>
-                </w:p>
-              </w:tc>
-              <w:tc>
-                <w:tcPr/>
-                <w:p>
-                  <w:pPr>
-                    <w:pStyle w:val="Compact"/>
-                    <w:jc w:val="right"/>
-                    <w:jc w:val="center"/>
-                  </w:pPr>
-                  <w:r>
-                    <w:t xml:space="preserve">108.7</w:t>
-                  </w:r>
-                </w:p>
-              </w:tc>
-              <w:tc>
-                <w:tcPr/>
-                <w:p>
-                  <w:pPr>
-                    <w:pStyle w:val="Compact"/>
-                    <w:jc w:val="right"/>
-                    <w:jc w:val="center"/>
-                  </w:pPr>
-                  <w:r>
-                    <w:t xml:space="preserve">0.9803</w:t>
+                    <w:t xml:space="preserve">0.518</w:t>
+                  </w:r>
+                </w:p>
+              </w:tc>
+              <w:tc>
+                <w:tcPr/>
+                <w:p>
+                  <w:pPr>
+                    <w:pStyle w:val="Compact"/>
+                    <w:jc w:val="right"/>
+                    <w:jc w:val="center"/>
+                  </w:pPr>
+                  <w:r>
+                    <w:t xml:space="preserve">109</w:t>
+                  </w:r>
+                </w:p>
+              </w:tc>
+              <w:tc>
+                <w:tcPr/>
+                <w:p>
+                  <w:pPr>
+                    <w:pStyle w:val="Compact"/>
+                    <w:jc w:val="right"/>
+                    <w:jc w:val="center"/>
+                  </w:pPr>
+                  <w:r>
+                    <w:t xml:space="preserve">0.98</w:t>
                   </w:r>
                 </w:p>
               </w:tc>
@@ -21114,7 +21113,7 @@
                     <w:jc w:val="center"/>
                   </w:pPr>
                   <w:r>
-                    <w:t xml:space="preserve">0.5929</w:t>
+                    <w:t xml:space="preserve">0.593</w:t>
                   </w:r>
                 </w:p>
               </w:tc>
@@ -21140,7 +21139,7 @@
                     <w:jc w:val="center"/>
                   </w:pPr>
                   <w:r>
-                    <w:t xml:space="preserve">0.9551</w:t>
+                    <w:t xml:space="preserve">0.955</w:t>
                   </w:r>
                 </w:p>
               </w:tc>
@@ -21233,33 +21232,33 @@
                     <w:jc w:val="center"/>
                   </w:pPr>
                   <w:r>
-                    <w:t xml:space="preserve">0.5716</w:t>
-                  </w:r>
-                </w:p>
-              </w:tc>
-              <w:tc>
-                <w:tcPr/>
-                <w:p>
-                  <w:pPr>
-                    <w:pStyle w:val="Compact"/>
-                    <w:jc w:val="right"/>
-                    <w:jc w:val="center"/>
-                  </w:pPr>
-                  <w:r>
-                    <w:t xml:space="preserve">151.2</w:t>
-                  </w:r>
-                </w:p>
-              </w:tc>
-              <w:tc>
-                <w:tcPr/>
-                <w:p>
-                  <w:pPr>
-                    <w:pStyle w:val="Compact"/>
-                    <w:jc w:val="right"/>
-                    <w:jc w:val="center"/>
-                  </w:pPr>
-                  <w:r>
-                    <w:t xml:space="preserve">0.9726</w:t>
+                    <w:t xml:space="preserve">0.572</w:t>
+                  </w:r>
+                </w:p>
+              </w:tc>
+              <w:tc>
+                <w:tcPr/>
+                <w:p>
+                  <w:pPr>
+                    <w:pStyle w:val="Compact"/>
+                    <w:jc w:val="right"/>
+                    <w:jc w:val="center"/>
+                  </w:pPr>
+                  <w:r>
+                    <w:t xml:space="preserve">151</w:t>
+                  </w:r>
+                </w:p>
+              </w:tc>
+              <w:tc>
+                <w:tcPr/>
+                <w:p>
+                  <w:pPr>
+                    <w:pStyle w:val="Compact"/>
+                    <w:jc w:val="right"/>
+                    <w:jc w:val="center"/>
+                  </w:pPr>
+                  <w:r>
+                    <w:t xml:space="preserve">0.973</w:t>
                   </w:r>
                 </w:p>
               </w:tc>
@@ -21352,33 +21351,33 @@
                     <w:jc w:val="center"/>
                   </w:pPr>
                   <w:r>
-                    <w:t xml:space="preserve">0.8176</w:t>
-                  </w:r>
-                </w:p>
-              </w:tc>
-              <w:tc>
-                <w:tcPr/>
-                <w:p>
-                  <w:pPr>
-                    <w:pStyle w:val="Compact"/>
-                    <w:jc w:val="right"/>
-                    <w:jc w:val="center"/>
-                  </w:pPr>
-                  <w:r>
-                    <w:t xml:space="preserve">141.8</w:t>
-                  </w:r>
-                </w:p>
-              </w:tc>
-              <w:tc>
-                <w:tcPr/>
-                <w:p>
-                  <w:pPr>
-                    <w:pStyle w:val="Compact"/>
-                    <w:jc w:val="right"/>
-                    <w:jc w:val="center"/>
-                  </w:pPr>
-                  <w:r>
-                    <w:t xml:space="preserve">0.9425</w:t>
+                    <w:t xml:space="preserve">0.818</w:t>
+                  </w:r>
+                </w:p>
+              </w:tc>
+              <w:tc>
+                <w:tcPr/>
+                <w:p>
+                  <w:pPr>
+                    <w:pStyle w:val="Compact"/>
+                    <w:jc w:val="right"/>
+                    <w:jc w:val="center"/>
+                  </w:pPr>
+                  <w:r>
+                    <w:t xml:space="preserve">142</w:t>
+                  </w:r>
+                </w:p>
+              </w:tc>
+              <w:tc>
+                <w:tcPr/>
+                <w:p>
+                  <w:pPr>
+                    <w:pStyle w:val="Compact"/>
+                    <w:jc w:val="right"/>
+                    <w:jc w:val="center"/>
+                  </w:pPr>
+                  <w:r>
+                    <w:t xml:space="preserve">0.942</w:t>
                   </w:r>
                 </w:p>
               </w:tc>
@@ -21471,33 +21470,33 @@
                     <w:jc w:val="center"/>
                   </w:pPr>
                   <w:r>
-                    <w:t xml:space="preserve">0.4954</w:t>
-                  </w:r>
-                </w:p>
-              </w:tc>
-              <w:tc>
-                <w:tcPr/>
-                <w:p>
-                  <w:pPr>
-                    <w:pStyle w:val="Compact"/>
-                    <w:jc w:val="right"/>
-                    <w:jc w:val="center"/>
-                  </w:pPr>
-                  <w:r>
-                    <w:t xml:space="preserve">59.31</w:t>
-                  </w:r>
-                </w:p>
-              </w:tc>
-              <w:tc>
-                <w:tcPr/>
-                <w:p>
-                  <w:pPr>
-                    <w:pStyle w:val="Compact"/>
-                    <w:jc w:val="right"/>
-                    <w:jc w:val="center"/>
-                  </w:pPr>
-                  <w:r>
-                    <w:t xml:space="preserve">0.9208</w:t>
+                    <w:t xml:space="preserve">0.495</w:t>
+                  </w:r>
+                </w:p>
+              </w:tc>
+              <w:tc>
+                <w:tcPr/>
+                <w:p>
+                  <w:pPr>
+                    <w:pStyle w:val="Compact"/>
+                    <w:jc w:val="right"/>
+                    <w:jc w:val="center"/>
+                  </w:pPr>
+                  <w:r>
+                    <w:t xml:space="preserve">59.3</w:t>
+                  </w:r>
+                </w:p>
+              </w:tc>
+              <w:tc>
+                <w:tcPr/>
+                <w:p>
+                  <w:pPr>
+                    <w:pStyle w:val="Compact"/>
+                    <w:jc w:val="right"/>
+                    <w:jc w:val="center"/>
+                  </w:pPr>
+                  <w:r>
+                    <w:t xml:space="preserve">0.921</w:t>
                   </w:r>
                 </w:p>
               </w:tc>
@@ -21590,7 +21589,7 @@
                     <w:jc w:val="center"/>
                   </w:pPr>
                   <w:r>
-                    <w:t xml:space="preserve">0.6162</w:t>
+                    <w:t xml:space="preserve">0.616</w:t>
                   </w:r>
                 </w:p>
               </w:tc>
@@ -21616,7 +21615,7 @@
                     <w:jc w:val="center"/>
                   </w:pPr>
                   <w:r>
-                    <w:t xml:space="preserve">0.9465</w:t>
+                    <w:t xml:space="preserve">0.946</w:t>
                   </w:r>
                 </w:p>
               </w:tc>
@@ -21709,33 +21708,33 @@
                     <w:jc w:val="center"/>
                   </w:pPr>
                   <w:r>
-                    <w:t xml:space="preserve">0.6864</w:t>
-                  </w:r>
-                </w:p>
-              </w:tc>
-              <w:tc>
-                <w:tcPr/>
-                <w:p>
-                  <w:pPr>
-                    <w:pStyle w:val="Compact"/>
-                    <w:jc w:val="right"/>
-                    <w:jc w:val="center"/>
-                  </w:pPr>
-                  <w:r>
-                    <w:t xml:space="preserve">60.06</w:t>
-                  </w:r>
-                </w:p>
-              </w:tc>
-              <w:tc>
-                <w:tcPr/>
-                <w:p>
-                  <w:pPr>
-                    <w:pStyle w:val="Compact"/>
-                    <w:jc w:val="right"/>
-                    <w:jc w:val="center"/>
-                  </w:pPr>
-                  <w:r>
-                    <w:t xml:space="preserve">0.9322</w:t>
+                    <w:t xml:space="preserve">0.686</w:t>
+                  </w:r>
+                </w:p>
+              </w:tc>
+              <w:tc>
+                <w:tcPr/>
+                <w:p>
+                  <w:pPr>
+                    <w:pStyle w:val="Compact"/>
+                    <w:jc w:val="right"/>
+                    <w:jc w:val="center"/>
+                  </w:pPr>
+                  <w:r>
+                    <w:t xml:space="preserve">60.1</w:t>
+                  </w:r>
+                </w:p>
+              </w:tc>
+              <w:tc>
+                <w:tcPr/>
+                <w:p>
+                  <w:pPr>
+                    <w:pStyle w:val="Compact"/>
+                    <w:jc w:val="right"/>
+                    <w:jc w:val="center"/>
+                  </w:pPr>
+                  <w:r>
+                    <w:t xml:space="preserve">0.932</w:t>
                   </w:r>
                 </w:p>
               </w:tc>
@@ -21828,33 +21827,33 @@
                     <w:jc w:val="center"/>
                   </w:pPr>
                   <w:r>
-                    <w:t xml:space="preserve">0.8115</w:t>
-                  </w:r>
-                </w:p>
-              </w:tc>
-              <w:tc>
-                <w:tcPr/>
-                <w:p>
-                  <w:pPr>
-                    <w:pStyle w:val="Compact"/>
-                    <w:jc w:val="right"/>
-                    <w:jc w:val="center"/>
-                  </w:pPr>
-                  <w:r>
-                    <w:t xml:space="preserve">72.97</w:t>
-                  </w:r>
-                </w:p>
-              </w:tc>
-              <w:tc>
-                <w:tcPr/>
-                <w:p>
-                  <w:pPr>
-                    <w:pStyle w:val="Compact"/>
-                    <w:jc w:val="right"/>
-                    <w:jc w:val="center"/>
-                  </w:pPr>
-                  <w:r>
-                    <w:t xml:space="preserve">0.9245</w:t>
+                    <w:t xml:space="preserve">0.812</w:t>
+                  </w:r>
+                </w:p>
+              </w:tc>
+              <w:tc>
+                <w:tcPr/>
+                <w:p>
+                  <w:pPr>
+                    <w:pStyle w:val="Compact"/>
+                    <w:jc w:val="right"/>
+                    <w:jc w:val="center"/>
+                  </w:pPr>
+                  <w:r>
+                    <w:t xml:space="preserve">73</w:t>
+                  </w:r>
+                </w:p>
+              </w:tc>
+              <w:tc>
+                <w:tcPr/>
+                <w:p>
+                  <w:pPr>
+                    <w:pStyle w:val="Compact"/>
+                    <w:jc w:val="right"/>
+                    <w:jc w:val="center"/>
+                  </w:pPr>
+                  <w:r>
+                    <w:t xml:space="preserve">0.925</w:t>
                   </w:r>
                 </w:p>
               </w:tc>
@@ -21947,33 +21946,33 @@
                     <w:jc w:val="center"/>
                   </w:pPr>
                   <w:r>
-                    <w:t xml:space="preserve">0.7681</w:t>
-                  </w:r>
-                </w:p>
-              </w:tc>
-              <w:tc>
-                <w:tcPr/>
-                <w:p>
-                  <w:pPr>
-                    <w:pStyle w:val="Compact"/>
-                    <w:jc w:val="right"/>
-                    <w:jc w:val="center"/>
-                  </w:pPr>
-                  <w:r>
-                    <w:t xml:space="preserve">237.4</w:t>
-                  </w:r>
-                </w:p>
-              </w:tc>
-              <w:tc>
-                <w:tcPr/>
-                <w:p>
-                  <w:pPr>
-                    <w:pStyle w:val="Compact"/>
-                    <w:jc w:val="right"/>
-                    <w:jc w:val="center"/>
-                  </w:pPr>
-                  <w:r>
-                    <w:t xml:space="preserve">0.8697</w:t>
+                    <w:t xml:space="preserve">0.768</w:t>
+                  </w:r>
+                </w:p>
+              </w:tc>
+              <w:tc>
+                <w:tcPr/>
+                <w:p>
+                  <w:pPr>
+                    <w:pStyle w:val="Compact"/>
+                    <w:jc w:val="right"/>
+                    <w:jc w:val="center"/>
+                  </w:pPr>
+                  <w:r>
+                    <w:t xml:space="preserve">237</w:t>
+                  </w:r>
+                </w:p>
+              </w:tc>
+              <w:tc>
+                <w:tcPr/>
+                <w:p>
+                  <w:pPr>
+                    <w:pStyle w:val="Compact"/>
+                    <w:jc w:val="right"/>
+                    <w:jc w:val="center"/>
+                  </w:pPr>
+                  <w:r>
+                    <w:t xml:space="preserve">0.87</w:t>
                   </w:r>
                 </w:p>
               </w:tc>
@@ -22066,33 +22065,33 @@
                     <w:jc w:val="center"/>
                   </w:pPr>
                   <w:r>
-                    <w:t xml:space="preserve">0.9729</w:t>
-                  </w:r>
-                </w:p>
-              </w:tc>
-              <w:tc>
-                <w:tcPr/>
-                <w:p>
-                  <w:pPr>
-                    <w:pStyle w:val="Compact"/>
-                    <w:jc w:val="right"/>
-                    <w:jc w:val="center"/>
-                  </w:pPr>
-                  <w:r>
-                    <w:t xml:space="preserve">254.1</w:t>
-                  </w:r>
-                </w:p>
-              </w:tc>
-              <w:tc>
-                <w:tcPr/>
-                <w:p>
-                  <w:pPr>
-                    <w:pStyle w:val="Compact"/>
-                    <w:jc w:val="right"/>
-                    <w:jc w:val="center"/>
-                  </w:pPr>
-                  <w:r>
-                    <w:t xml:space="preserve">0.8776</w:t>
+                    <w:t xml:space="preserve">0.973</w:t>
+                  </w:r>
+                </w:p>
+              </w:tc>
+              <w:tc>
+                <w:tcPr/>
+                <w:p>
+                  <w:pPr>
+                    <w:pStyle w:val="Compact"/>
+                    <w:jc w:val="right"/>
+                    <w:jc w:val="center"/>
+                  </w:pPr>
+                  <w:r>
+                    <w:t xml:space="preserve">254</w:t>
+                  </w:r>
+                </w:p>
+              </w:tc>
+              <w:tc>
+                <w:tcPr/>
+                <w:p>
+                  <w:pPr>
+                    <w:pStyle w:val="Compact"/>
+                    <w:jc w:val="right"/>
+                    <w:jc w:val="center"/>
+                  </w:pPr>
+                  <w:r>
+                    <w:t xml:space="preserve">0.878</w:t>
                   </w:r>
                 </w:p>
               </w:tc>
@@ -22198,20 +22197,20 @@
                     <w:jc w:val="center"/>
                   </w:pPr>
                   <w:r>
-                    <w:t xml:space="preserve">300.7</w:t>
-                  </w:r>
-                </w:p>
-              </w:tc>
-              <w:tc>
-                <w:tcPr/>
-                <w:p>
-                  <w:pPr>
-                    <w:pStyle w:val="Compact"/>
-                    <w:jc w:val="right"/>
-                    <w:jc w:val="center"/>
-                  </w:pPr>
-                  <w:r>
-                    <w:t xml:space="preserve">0.9004</w:t>
+                    <w:t xml:space="preserve">301</w:t>
+                  </w:r>
+                </w:p>
+              </w:tc>
+              <w:tc>
+                <w:tcPr/>
+                <w:p>
+                  <w:pPr>
+                    <w:pStyle w:val="Compact"/>
+                    <w:jc w:val="right"/>
+                    <w:jc w:val="center"/>
+                  </w:pPr>
+                  <w:r>
+                    <w:t xml:space="preserve">0.9</w:t>
                   </w:r>
                 </w:p>
               </w:tc>
@@ -22304,33 +22303,33 @@
                     <w:jc w:val="center"/>
                   </w:pPr>
                   <w:r>
-                    <w:t xml:space="preserve">1.762</w:t>
-                  </w:r>
-                </w:p>
-              </w:tc>
-              <w:tc>
-                <w:tcPr/>
-                <w:p>
-                  <w:pPr>
-                    <w:pStyle w:val="Compact"/>
-                    <w:jc w:val="right"/>
-                    <w:jc w:val="center"/>
-                  </w:pPr>
-                  <w:r>
-                    <w:t xml:space="preserve">270.4</w:t>
-                  </w:r>
-                </w:p>
-              </w:tc>
-              <w:tc>
-                <w:tcPr/>
-                <w:p>
-                  <w:pPr>
-                    <w:pStyle w:val="Compact"/>
-                    <w:jc w:val="right"/>
-                    <w:jc w:val="center"/>
-                  </w:pPr>
-                  <w:r>
-                    <w:t xml:space="preserve">0.8902</w:t>
+                    <w:t xml:space="preserve">1.76</w:t>
+                  </w:r>
+                </w:p>
+              </w:tc>
+              <w:tc>
+                <w:tcPr/>
+                <w:p>
+                  <w:pPr>
+                    <w:pStyle w:val="Compact"/>
+                    <w:jc w:val="right"/>
+                    <w:jc w:val="center"/>
+                  </w:pPr>
+                  <w:r>
+                    <w:t xml:space="preserve">270</w:t>
+                  </w:r>
+                </w:p>
+              </w:tc>
+              <w:tc>
+                <w:tcPr/>
+                <w:p>
+                  <w:pPr>
+                    <w:pStyle w:val="Compact"/>
+                    <w:jc w:val="right"/>
+                    <w:jc w:val="center"/>
+                  </w:pPr>
+                  <w:r>
+                    <w:t xml:space="preserve">0.89</w:t>
                   </w:r>
                 </w:p>
               </w:tc>
@@ -22423,33 +22422,33 @@
                     <w:jc w:val="center"/>
                   </w:pPr>
                   <w:r>
-                    <w:t xml:space="preserve">0.8262</w:t>
-                  </w:r>
-                </w:p>
-              </w:tc>
-              <w:tc>
-                <w:tcPr/>
-                <w:p>
-                  <w:pPr>
-                    <w:pStyle w:val="Compact"/>
-                    <w:jc w:val="right"/>
-                    <w:jc w:val="center"/>
-                  </w:pPr>
-                  <w:r>
-                    <w:t xml:space="preserve">174.3</w:t>
-                  </w:r>
-                </w:p>
-              </w:tc>
-              <w:tc>
-                <w:tcPr/>
-                <w:p>
-                  <w:pPr>
-                    <w:pStyle w:val="Compact"/>
-                    <w:jc w:val="right"/>
-                    <w:jc w:val="center"/>
-                  </w:pPr>
-                  <w:r>
-                    <w:t xml:space="preserve">0.9017</w:t>
+                    <w:t xml:space="preserve">0.826</w:t>
+                  </w:r>
+                </w:p>
+              </w:tc>
+              <w:tc>
+                <w:tcPr/>
+                <w:p>
+                  <w:pPr>
+                    <w:pStyle w:val="Compact"/>
+                    <w:jc w:val="right"/>
+                    <w:jc w:val="center"/>
+                  </w:pPr>
+                  <w:r>
+                    <w:t xml:space="preserve">174</w:t>
+                  </w:r>
+                </w:p>
+              </w:tc>
+              <w:tc>
+                <w:tcPr/>
+                <w:p>
+                  <w:pPr>
+                    <w:pStyle w:val="Compact"/>
+                    <w:jc w:val="right"/>
+                    <w:jc w:val="center"/>
+                  </w:pPr>
+                  <w:r>
+                    <w:t xml:space="preserve">0.902</w:t>
                   </w:r>
                 </w:p>
               </w:tc>
@@ -22542,33 +22541,33 @@
                     <w:jc w:val="center"/>
                   </w:pPr>
                   <w:r>
-                    <w:t xml:space="preserve">1.117</w:t>
-                  </w:r>
-                </w:p>
-              </w:tc>
-              <w:tc>
-                <w:tcPr/>
-                <w:p>
-                  <w:pPr>
-                    <w:pStyle w:val="Compact"/>
-                    <w:jc w:val="right"/>
-                    <w:jc w:val="center"/>
-                  </w:pPr>
-                  <w:r>
-                    <w:t xml:space="preserve">139.2</w:t>
-                  </w:r>
-                </w:p>
-              </w:tc>
-              <w:tc>
-                <w:tcPr/>
-                <w:p>
-                  <w:pPr>
-                    <w:pStyle w:val="Compact"/>
-                    <w:jc w:val="right"/>
-                    <w:jc w:val="center"/>
-                  </w:pPr>
-                  <w:r>
-                    <w:t xml:space="preserve">0.9032</w:t>
+                    <w:t xml:space="preserve">1.12</w:t>
+                  </w:r>
+                </w:p>
+              </w:tc>
+              <w:tc>
+                <w:tcPr/>
+                <w:p>
+                  <w:pPr>
+                    <w:pStyle w:val="Compact"/>
+                    <w:jc w:val="right"/>
+                    <w:jc w:val="center"/>
+                  </w:pPr>
+                  <w:r>
+                    <w:t xml:space="preserve">139</w:t>
+                  </w:r>
+                </w:p>
+              </w:tc>
+              <w:tc>
+                <w:tcPr/>
+                <w:p>
+                  <w:pPr>
+                    <w:pStyle w:val="Compact"/>
+                    <w:jc w:val="right"/>
+                    <w:jc w:val="center"/>
+                  </w:pPr>
+                  <w:r>
+                    <w:t xml:space="preserve">0.903</w:t>
                   </w:r>
                 </w:p>
               </w:tc>
@@ -22661,33 +22660,33 @@
                     <w:jc w:val="center"/>
                   </w:pPr>
                   <w:r>
-                    <w:t xml:space="preserve">1.077</w:t>
-                  </w:r>
-                </w:p>
-              </w:tc>
-              <w:tc>
-                <w:tcPr/>
-                <w:p>
-                  <w:pPr>
-                    <w:pStyle w:val="Compact"/>
-                    <w:jc w:val="right"/>
-                    <w:jc w:val="center"/>
-                  </w:pPr>
-                  <w:r>
-                    <w:t xml:space="preserve">118.4</w:t>
-                  </w:r>
-                </w:p>
-              </w:tc>
-              <w:tc>
-                <w:tcPr/>
-                <w:p>
-                  <w:pPr>
-                    <w:pStyle w:val="Compact"/>
-                    <w:jc w:val="right"/>
-                    <w:jc w:val="center"/>
-                  </w:pPr>
-                  <w:r>
-                    <w:t xml:space="preserve">0.8912</w:t>
+                    <w:t xml:space="preserve">1.08</w:t>
+                  </w:r>
+                </w:p>
+              </w:tc>
+              <w:tc>
+                <w:tcPr/>
+                <w:p>
+                  <w:pPr>
+                    <w:pStyle w:val="Compact"/>
+                    <w:jc w:val="right"/>
+                    <w:jc w:val="center"/>
+                  </w:pPr>
+                  <w:r>
+                    <w:t xml:space="preserve">118</w:t>
+                  </w:r>
+                </w:p>
+              </w:tc>
+              <w:tc>
+                <w:tcPr/>
+                <w:p>
+                  <w:pPr>
+                    <w:pStyle w:val="Compact"/>
+                    <w:jc w:val="right"/>
+                    <w:jc w:val="center"/>
+                  </w:pPr>
+                  <w:r>
+                    <w:t xml:space="preserve">0.891</w:t>
                   </w:r>
                 </w:p>
               </w:tc>
@@ -22780,33 +22779,33 @@
                     <w:jc w:val="center"/>
                   </w:pPr>
                   <w:r>
-                    <w:t xml:space="preserve">1.896</w:t>
-                  </w:r>
-                </w:p>
-              </w:tc>
-              <w:tc>
-                <w:tcPr/>
-                <w:p>
-                  <w:pPr>
-                    <w:pStyle w:val="Compact"/>
-                    <w:jc w:val="right"/>
-                    <w:jc w:val="center"/>
-                  </w:pPr>
-                  <w:r>
-                    <w:t xml:space="preserve">119.2</w:t>
-                  </w:r>
-                </w:p>
-              </w:tc>
-              <w:tc>
-                <w:tcPr/>
-                <w:p>
-                  <w:pPr>
-                    <w:pStyle w:val="Compact"/>
-                    <w:jc w:val="right"/>
-                    <w:jc w:val="center"/>
-                  </w:pPr>
-                  <w:r>
-                    <w:t xml:space="preserve">0.8437</w:t>
+                    <w:t xml:space="preserve">1.9</w:t>
+                  </w:r>
+                </w:p>
+              </w:tc>
+              <w:tc>
+                <w:tcPr/>
+                <w:p>
+                  <w:pPr>
+                    <w:pStyle w:val="Compact"/>
+                    <w:jc w:val="right"/>
+                    <w:jc w:val="center"/>
+                  </w:pPr>
+                  <w:r>
+                    <w:t xml:space="preserve">119</w:t>
+                  </w:r>
+                </w:p>
+              </w:tc>
+              <w:tc>
+                <w:tcPr/>
+                <w:p>
+                  <w:pPr>
+                    <w:pStyle w:val="Compact"/>
+                    <w:jc w:val="right"/>
+                    <w:jc w:val="center"/>
+                  </w:pPr>
+                  <w:r>
+                    <w:t xml:space="preserve">0.844</w:t>
                   </w:r>
                 </w:p>
               </w:tc>
@@ -22899,33 +22898,33 @@
                     <w:jc w:val="center"/>
                   </w:pPr>
                   <w:r>
-                    <w:t xml:space="preserve">0.5232</w:t>
-                  </w:r>
-                </w:p>
-              </w:tc>
-              <w:tc>
-                <w:tcPr/>
-                <w:p>
-                  <w:pPr>
-                    <w:pStyle w:val="Compact"/>
-                    <w:jc w:val="right"/>
-                    <w:jc w:val="center"/>
-                  </w:pPr>
-                  <w:r>
-                    <w:t xml:space="preserve">73.69</w:t>
-                  </w:r>
-                </w:p>
-              </w:tc>
-              <w:tc>
-                <w:tcPr/>
-                <w:p>
-                  <w:pPr>
-                    <w:pStyle w:val="Compact"/>
-                    <w:jc w:val="right"/>
-                    <w:jc w:val="center"/>
-                  </w:pPr>
-                  <w:r>
-                    <w:t xml:space="preserve">0.9353</w:t>
+                    <w:t xml:space="preserve">0.523</w:t>
+                  </w:r>
+                </w:p>
+              </w:tc>
+              <w:tc>
+                <w:tcPr/>
+                <w:p>
+                  <w:pPr>
+                    <w:pStyle w:val="Compact"/>
+                    <w:jc w:val="right"/>
+                    <w:jc w:val="center"/>
+                  </w:pPr>
+                  <w:r>
+                    <w:t xml:space="preserve">73.7</w:t>
+                  </w:r>
+                </w:p>
+              </w:tc>
+              <w:tc>
+                <w:tcPr/>
+                <w:p>
+                  <w:pPr>
+                    <w:pStyle w:val="Compact"/>
+                    <w:jc w:val="right"/>
+                    <w:jc w:val="center"/>
+                  </w:pPr>
+                  <w:r>
+                    <w:t xml:space="preserve">0.935</w:t>
                   </w:r>
                 </w:p>
               </w:tc>
@@ -23031,20 +23030,20 @@
                     <w:jc w:val="center"/>
                   </w:pPr>
                   <w:r>
-                    <w:t xml:space="preserve">185.6</w:t>
-                  </w:r>
-                </w:p>
-              </w:tc>
-              <w:tc>
-                <w:tcPr/>
-                <w:p>
-                  <w:pPr>
-                    <w:pStyle w:val="Compact"/>
-                    <w:jc w:val="right"/>
-                    <w:jc w:val="center"/>
-                  </w:pPr>
-                  <w:r>
-                    <w:t xml:space="preserve">0.8787</w:t>
+                    <w:t xml:space="preserve">186</w:t>
+                  </w:r>
+                </w:p>
+              </w:tc>
+              <w:tc>
+                <w:tcPr/>
+                <w:p>
+                  <w:pPr>
+                    <w:pStyle w:val="Compact"/>
+                    <w:jc w:val="right"/>
+                    <w:jc w:val="center"/>
+                  </w:pPr>
+                  <w:r>
+                    <w:t xml:space="preserve">0.879</w:t>
                   </w:r>
                 </w:p>
               </w:tc>
@@ -23137,7 +23136,7 @@
                     <w:jc w:val="center"/>
                   </w:pPr>
                   <w:r>
-                    <w:t xml:space="preserve">0.6657</w:t>
+                    <w:t xml:space="preserve">0.666</w:t>
                   </w:r>
                 </w:p>
               </w:tc>
@@ -23163,7 +23162,7 @@
                     <w:jc w:val="center"/>
                   </w:pPr>
                   <w:r>
-                    <w:t xml:space="preserve">0.9203</w:t>
+                    <w:t xml:space="preserve">0.92</w:t>
                   </w:r>
                 </w:p>
               </w:tc>
@@ -23256,7 +23255,7 @@
                     <w:jc w:val="center"/>
                   </w:pPr>
                   <w:r>
-                    <w:t xml:space="preserve">0.7908</w:t>
+                    <w:t xml:space="preserve">0.791</w:t>
                   </w:r>
                 </w:p>
               </w:tc>
@@ -23282,7 +23281,7 @@
                     <w:jc w:val="center"/>
                   </w:pPr>
                   <w:r>
-                    <w:t xml:space="preserve">0.9088</w:t>
+                    <w:t xml:space="preserve">0.909</w:t>
                   </w:r>
                 </w:p>
               </w:tc>
@@ -23375,33 +23374,33 @@
                     <w:jc w:val="center"/>
                   </w:pPr>
                   <w:r>
-                    <w:t xml:space="preserve">0.6474</w:t>
-                  </w:r>
-                </w:p>
-              </w:tc>
-              <w:tc>
-                <w:tcPr/>
-                <w:p>
-                  <w:pPr>
-                    <w:pStyle w:val="Compact"/>
-                    <w:jc w:val="right"/>
-                    <w:jc w:val="center"/>
-                  </w:pPr>
-                  <w:r>
-                    <w:t xml:space="preserve">148.9</w:t>
-                  </w:r>
-                </w:p>
-              </w:tc>
-              <w:tc>
-                <w:tcPr/>
-                <w:p>
-                  <w:pPr>
-                    <w:pStyle w:val="Compact"/>
-                    <w:jc w:val="right"/>
-                    <w:jc w:val="center"/>
-                  </w:pPr>
-                  <w:r>
-                    <w:t xml:space="preserve">0.9214</w:t>
+                    <w:t xml:space="preserve">0.647</w:t>
+                  </w:r>
+                </w:p>
+              </w:tc>
+              <w:tc>
+                <w:tcPr/>
+                <w:p>
+                  <w:pPr>
+                    <w:pStyle w:val="Compact"/>
+                    <w:jc w:val="right"/>
+                    <w:jc w:val="center"/>
+                  </w:pPr>
+                  <w:r>
+                    <w:t xml:space="preserve">149</w:t>
+                  </w:r>
+                </w:p>
+              </w:tc>
+              <w:tc>
+                <w:tcPr/>
+                <w:p>
+                  <w:pPr>
+                    <w:pStyle w:val="Compact"/>
+                    <w:jc w:val="right"/>
+                    <w:jc w:val="center"/>
+                  </w:pPr>
+                  <w:r>
+                    <w:t xml:space="preserve">0.921</w:t>
                   </w:r>
                 </w:p>
               </w:tc>
@@ -23494,33 +23493,33 @@
                     <w:jc w:val="center"/>
                   </w:pPr>
                   <w:r>
-                    <w:t xml:space="preserve">0.8793</w:t>
-                  </w:r>
-                </w:p>
-              </w:tc>
-              <w:tc>
-                <w:tcPr/>
-                <w:p>
-                  <w:pPr>
-                    <w:pStyle w:val="Compact"/>
-                    <w:jc w:val="right"/>
-                    <w:jc w:val="center"/>
-                  </w:pPr>
-                  <w:r>
-                    <w:t xml:space="preserve">147.7</w:t>
-                  </w:r>
-                </w:p>
-              </w:tc>
-              <w:tc>
-                <w:tcPr/>
-                <w:p>
-                  <w:pPr>
-                    <w:pStyle w:val="Compact"/>
-                    <w:jc w:val="right"/>
-                    <w:jc w:val="center"/>
-                  </w:pPr>
-                  <w:r>
-                    <w:t xml:space="preserve">0.9145</w:t>
+                    <w:t xml:space="preserve">0.879</w:t>
+                  </w:r>
+                </w:p>
+              </w:tc>
+              <w:tc>
+                <w:tcPr/>
+                <w:p>
+                  <w:pPr>
+                    <w:pStyle w:val="Compact"/>
+                    <w:jc w:val="right"/>
+                    <w:jc w:val="center"/>
+                  </w:pPr>
+                  <w:r>
+                    <w:t xml:space="preserve">148</w:t>
+                  </w:r>
+                </w:p>
+              </w:tc>
+              <w:tc>
+                <w:tcPr/>
+                <w:p>
+                  <w:pPr>
+                    <w:pStyle w:val="Compact"/>
+                    <w:jc w:val="right"/>
+                    <w:jc w:val="center"/>
+                  </w:pPr>
+                  <w:r>
+                    <w:t xml:space="preserve">0.914</w:t>
                   </w:r>
                 </w:p>
               </w:tc>
@@ -23626,20 +23625,20 @@
                     <w:jc w:val="center"/>
                   </w:pPr>
                   <w:r>
-                    <w:t xml:space="preserve">162.1</w:t>
-                  </w:r>
-                </w:p>
-              </w:tc>
-              <w:tc>
-                <w:tcPr/>
-                <w:p>
-                  <w:pPr>
-                    <w:pStyle w:val="Compact"/>
-                    <w:jc w:val="right"/>
-                    <w:jc w:val="center"/>
-                  </w:pPr>
-                  <w:r>
-                    <w:t xml:space="preserve">0.9347</w:t>
+                    <w:t xml:space="preserve">162</w:t>
+                  </w:r>
+                </w:p>
+              </w:tc>
+              <w:tc>
+                <w:tcPr/>
+                <w:p>
+                  <w:pPr>
+                    <w:pStyle w:val="Compact"/>
+                    <w:jc w:val="right"/>
+                    <w:jc w:val="center"/>
+                  </w:pPr>
+                  <w:r>
+                    <w:t xml:space="preserve">0.935</w:t>
                   </w:r>
                 </w:p>
               </w:tc>
@@ -23732,33 +23731,33 @@
                     <w:jc w:val="center"/>
                   </w:pPr>
                   <w:r>
-                    <w:t xml:space="preserve">0.9674</w:t>
-                  </w:r>
-                </w:p>
-              </w:tc>
-              <w:tc>
-                <w:tcPr/>
-                <w:p>
-                  <w:pPr>
-                    <w:pStyle w:val="Compact"/>
-                    <w:jc w:val="right"/>
-                    <w:jc w:val="center"/>
-                  </w:pPr>
-                  <w:r>
-                    <w:t xml:space="preserve">150.2</w:t>
-                  </w:r>
-                </w:p>
-              </w:tc>
-              <w:tc>
-                <w:tcPr/>
-                <w:p>
-                  <w:pPr>
-                    <w:pStyle w:val="Compact"/>
-                    <w:jc w:val="right"/>
-                    <w:jc w:val="center"/>
-                  </w:pPr>
-                  <w:r>
-                    <w:t xml:space="preserve">0.9217</w:t>
+                    <w:t xml:space="preserve">0.967</w:t>
+                  </w:r>
+                </w:p>
+              </w:tc>
+              <w:tc>
+                <w:tcPr/>
+                <w:p>
+                  <w:pPr>
+                    <w:pStyle w:val="Compact"/>
+                    <w:jc w:val="right"/>
+                    <w:jc w:val="center"/>
+                  </w:pPr>
+                  <w:r>
+                    <w:t xml:space="preserve">150</w:t>
+                  </w:r>
+                </w:p>
+              </w:tc>
+              <w:tc>
+                <w:tcPr/>
+                <w:p>
+                  <w:pPr>
+                    <w:pStyle w:val="Compact"/>
+                    <w:jc w:val="right"/>
+                    <w:jc w:val="center"/>
+                  </w:pPr>
+                  <w:r>
+                    <w:t xml:space="preserve">0.922</w:t>
                   </w:r>
                 </w:p>
               </w:tc>
@@ -23851,33 +23850,33 @@
                     <w:jc w:val="center"/>
                   </w:pPr>
                   <w:r>
-                    <w:t xml:space="preserve">0.7955</w:t>
-                  </w:r>
-                </w:p>
-              </w:tc>
-              <w:tc>
-                <w:tcPr/>
-                <w:p>
-                  <w:pPr>
-                    <w:pStyle w:val="Compact"/>
-                    <w:jc w:val="right"/>
-                    <w:jc w:val="center"/>
-                  </w:pPr>
-                  <w:r>
-                    <w:t xml:space="preserve">145.9</w:t>
-                  </w:r>
-                </w:p>
-              </w:tc>
-              <w:tc>
-                <w:tcPr/>
-                <w:p>
-                  <w:pPr>
-                    <w:pStyle w:val="Compact"/>
-                    <w:jc w:val="right"/>
-                    <w:jc w:val="center"/>
-                  </w:pPr>
-                  <w:r>
-                    <w:t xml:space="preserve">0.8811</w:t>
+                    <w:t xml:space="preserve">0.796</w:t>
+                  </w:r>
+                </w:p>
+              </w:tc>
+              <w:tc>
+                <w:tcPr/>
+                <w:p>
+                  <w:pPr>
+                    <w:pStyle w:val="Compact"/>
+                    <w:jc w:val="right"/>
+                    <w:jc w:val="center"/>
+                  </w:pPr>
+                  <w:r>
+                    <w:t xml:space="preserve">146</w:t>
+                  </w:r>
+                </w:p>
+              </w:tc>
+              <w:tc>
+                <w:tcPr/>
+                <w:p>
+                  <w:pPr>
+                    <w:pStyle w:val="Compact"/>
+                    <w:jc w:val="right"/>
+                    <w:jc w:val="center"/>
+                  </w:pPr>
+                  <w:r>
+                    <w:t xml:space="preserve">0.881</w:t>
                   </w:r>
                 </w:p>
               </w:tc>
@@ -23970,33 +23969,33 @@
                     <w:jc w:val="center"/>
                   </w:pPr>
                   <w:r>
-                    <w:t xml:space="preserve">0.7076</w:t>
-                  </w:r>
-                </w:p>
-              </w:tc>
-              <w:tc>
-                <w:tcPr/>
-                <w:p>
-                  <w:pPr>
-                    <w:pStyle w:val="Compact"/>
-                    <w:jc w:val="right"/>
-                    <w:jc w:val="center"/>
-                  </w:pPr>
-                  <w:r>
-                    <w:t xml:space="preserve">110.4</w:t>
-                  </w:r>
-                </w:p>
-              </w:tc>
-              <w:tc>
-                <w:tcPr/>
-                <w:p>
-                  <w:pPr>
-                    <w:pStyle w:val="Compact"/>
-                    <w:jc w:val="right"/>
-                    <w:jc w:val="center"/>
-                  </w:pPr>
-                  <w:r>
-                    <w:t xml:space="preserve">0.9517</w:t>
+                    <w:t xml:space="preserve">0.708</w:t>
+                  </w:r>
+                </w:p>
+              </w:tc>
+              <w:tc>
+                <w:tcPr/>
+                <w:p>
+                  <w:pPr>
+                    <w:pStyle w:val="Compact"/>
+                    <w:jc w:val="right"/>
+                    <w:jc w:val="center"/>
+                  </w:pPr>
+                  <w:r>
+                    <w:t xml:space="preserve">110</w:t>
+                  </w:r>
+                </w:p>
+              </w:tc>
+              <w:tc>
+                <w:tcPr/>
+                <w:p>
+                  <w:pPr>
+                    <w:pStyle w:val="Compact"/>
+                    <w:jc w:val="right"/>
+                    <w:jc w:val="center"/>
+                  </w:pPr>
+                  <w:r>
+                    <w:t xml:space="preserve">0.952</w:t>
                   </w:r>
                 </w:p>
               </w:tc>
@@ -24089,7 +24088,7 @@
                     <w:jc w:val="center"/>
                   </w:pPr>
                   <w:r>
-                    <w:t xml:space="preserve">0.7823</w:t>
+                    <w:t xml:space="preserve">0.782</w:t>
                   </w:r>
                 </w:p>
               </w:tc>
@@ -24115,7 +24114,7 @@
                     <w:jc w:val="center"/>
                   </w:pPr>
                   <w:r>
-                    <w:t xml:space="preserve">0.9207</w:t>
+                    <w:t xml:space="preserve">0.921</w:t>
                   </w:r>
                 </w:p>
               </w:tc>
@@ -24208,33 +24207,33 @@
                     <w:jc w:val="center"/>
                   </w:pPr>
                   <w:r>
-                    <w:t xml:space="preserve">0.7996</w:t>
-                  </w:r>
-                </w:p>
-              </w:tc>
-              <w:tc>
-                <w:tcPr/>
-                <w:p>
-                  <w:pPr>
-                    <w:pStyle w:val="Compact"/>
-                    <w:jc w:val="right"/>
-                    <w:jc w:val="center"/>
-                  </w:pPr>
-                  <w:r>
-                    <w:t xml:space="preserve">151.6</w:t>
-                  </w:r>
-                </w:p>
-              </w:tc>
-              <w:tc>
-                <w:tcPr/>
-                <w:p>
-                  <w:pPr>
-                    <w:pStyle w:val="Compact"/>
-                    <w:jc w:val="right"/>
-                    <w:jc w:val="center"/>
-                  </w:pPr>
-                  <w:r>
-                    <w:t xml:space="preserve">0.9173</w:t>
+                    <w:t xml:space="preserve">0.8</w:t>
+                  </w:r>
+                </w:p>
+              </w:tc>
+              <w:tc>
+                <w:tcPr/>
+                <w:p>
+                  <w:pPr>
+                    <w:pStyle w:val="Compact"/>
+                    <w:jc w:val="right"/>
+                    <w:jc w:val="center"/>
+                  </w:pPr>
+                  <w:r>
+                    <w:t xml:space="preserve">152</w:t>
+                  </w:r>
+                </w:p>
+              </w:tc>
+              <w:tc>
+                <w:tcPr/>
+                <w:p>
+                  <w:pPr>
+                    <w:pStyle w:val="Compact"/>
+                    <w:jc w:val="right"/>
+                    <w:jc w:val="center"/>
+                  </w:pPr>
+                  <w:r>
+                    <w:t xml:space="preserve">0.917</w:t>
                   </w:r>
                 </w:p>
               </w:tc>
@@ -28884,7 +28883,7 @@
                     <w:jc w:val="center"/>
                   </w:pPr>
                   <w:r>
-                    <w:t xml:space="preserve">0.02174</w:t>
+                    <w:t xml:space="preserve">0.0217</w:t>
                   </w:r>
                 </w:p>
               </w:tc>
@@ -28910,33 +28909,33 @@
                     <w:jc w:val="center"/>
                   </w:pPr>
                   <w:r>
-                    <w:t xml:space="preserve">0.001553</w:t>
-                  </w:r>
-                </w:p>
-              </w:tc>
-              <w:tc>
-                <w:tcPr/>
-                <w:p>
-                  <w:pPr>
-                    <w:pStyle w:val="Compact"/>
-                    <w:jc w:val="right"/>
-                    <w:jc w:val="center"/>
-                  </w:pPr>
-                  <w:r>
-                    <w:t xml:space="preserve">4.379</w:t>
-                  </w:r>
-                </w:p>
-              </w:tc>
-              <w:tc>
-                <w:tcPr/>
-                <w:p>
-                  <w:pPr>
-                    <w:pStyle w:val="Compact"/>
-                    <w:jc w:val="right"/>
-                    <w:jc w:val="center"/>
-                  </w:pPr>
-                  <w:r>
-                    <w:t xml:space="preserve">0.005727</w:t>
+                    <w:t xml:space="preserve">0.00155</w:t>
+                  </w:r>
+                </w:p>
+              </w:tc>
+              <w:tc>
+                <w:tcPr/>
+                <w:p>
+                  <w:pPr>
+                    <w:pStyle w:val="Compact"/>
+                    <w:jc w:val="right"/>
+                    <w:jc w:val="center"/>
+                  </w:pPr>
+                  <w:r>
+                    <w:t xml:space="preserve">4.38</w:t>
+                  </w:r>
+                </w:p>
+              </w:tc>
+              <w:tc>
+                <w:tcPr/>
+                <w:p>
+                  <w:pPr>
+                    <w:pStyle w:val="Compact"/>
+                    <w:jc w:val="right"/>
+                    <w:jc w:val="center"/>
+                  </w:pPr>
+                  <w:r>
+                    <w:t xml:space="preserve">0.00573</w:t>
                   </w:r>
                 </w:p>
               </w:tc>
@@ -28990,7 +28989,7 @@
                     <w:jc w:val="center"/>
                   </w:pPr>
                   <w:r>
-                    <w:t xml:space="preserve">0.0003546</w:t>
+                    <w:t xml:space="preserve">0.000355</w:t>
                   </w:r>
                 </w:p>
               </w:tc>
@@ -29083,20 +29082,20 @@
                     <w:jc w:val="center"/>
                   </w:pPr>
                   <w:r>
-                    <w:t xml:space="preserve">0.2511</w:t>
-                  </w:r>
-                </w:p>
-              </w:tc>
-              <w:tc>
-                <w:tcPr/>
-                <w:p>
-                  <w:pPr>
-                    <w:pStyle w:val="Compact"/>
-                    <w:jc w:val="right"/>
-                    <w:jc w:val="center"/>
-                  </w:pPr>
-                  <w:r>
-                    <w:t xml:space="preserve">0.9582</w:t>
+                    <w:t xml:space="preserve">0.251</w:t>
+                  </w:r>
+                </w:p>
+              </w:tc>
+              <w:tc>
+                <w:tcPr/>
+                <w:p>
+                  <w:pPr>
+                    <w:pStyle w:val="Compact"/>
+                    <w:jc w:val="right"/>
+                    <w:jc w:val="center"/>
+                  </w:pPr>
+                  <w:r>
+                    <w:t xml:space="preserve">0.958</w:t>
                   </w:r>
                 </w:p>
               </w:tc>
@@ -29124,7 +29123,7 @@
                     <w:jc w:val="center"/>
                   </w:pPr>
                   <w:r>
-                    <w:t xml:space="preserve">0.002509</w:t>
+                    <w:t xml:space="preserve">0.00251</w:t>
                   </w:r>
                 </w:p>
               </w:tc>
@@ -29150,7 +29149,7 @@
                     <w:jc w:val="center"/>
                   </w:pPr>
                   <w:r>
-                    <w:t xml:space="preserve">0.0008365</w:t>
+                    <w:t xml:space="preserve">0.000836</w:t>
                   </w:r>
                 </w:p>
               </w:tc>

--- a/pc_package/PCR-007_cex.docx
+++ b/pc_package/PCR-007_cex.docx
@@ -14045,19 +14045,25 @@
         <w:pStyle w:val="FirstParagraph"/>
       </w:pPr>
       <w:r>
-        <w:t xml:space="preserve">The design space for this step is the whole of the characterized four-dimensional region,</w:t>
-      </w:r>
-      <w:r>
-        <w:t xml:space="preserve"> </w:t>
-      </w:r>
-      <w:r>
-        <w:t xml:space="preserve">because the governing attribute stays within its acceptance criterion at every point in that</w:t>
-      </w:r>
-      <w:r>
-        <w:t xml:space="preserve"> </w:t>
-      </w:r>
-      <w:r>
-        <w:t xml:space="preserve">region. The claim rests on the aggregate response-surface model, and it is bounded in three</w:t>
+        <w:t xml:space="preserve">The design space for this step is the part of the characterized four-dimensional region in</w:t>
+      </w:r>
+      <w:r>
+        <w:t xml:space="preserve"> </w:t>
+      </w:r>
+      <w:r>
+        <w:t xml:space="preserve">which both governed attributes stay within their in-process limits. It is</w:t>
+      </w:r>
+      <w:r>
+        <w:t xml:space="preserve"> </w:t>
+      </w:r>
+      <w:r>
+        <w:t xml:space="preserve">69 % of that region, evaluated on an evenly spaced grid over the four</w:t>
+      </w:r>
+      <w:r>
+        <w:t xml:space="preserve"> </w:t>
+      </w:r>
+      <w:r>
+        <w:t xml:space="preserve">parameters. The claim rests on the two response-surface models, and it is bounded in three</w:t>
       </w:r>
       <w:r>
         <w:t xml:space="preserve"> </w:t>
@@ -14083,43 +14089,55 @@
         <w:t xml:space="preserve"> </w:t>
       </w:r>
       <w:r>
-        <w:t xml:space="preserve">aggregate content of the drug substance and has to satisfy the drug substance criterion of</w:t>
-      </w:r>
-      <w:r>
-        <w:t xml:space="preserve"> </w:t>
-      </w:r>
-      <w:r>
-        <w:t xml:space="preserve">5 % high molecular weight species directly, without help from a later</w:t>
-      </w:r>
-      <w:r>
-        <w:t xml:space="preserve"> </w:t>
-      </w:r>
-      <w:r>
-        <w:t xml:space="preserve">operation. The highest pool aggregate the model predicts anywhere inside the characterized</w:t>
-      </w:r>
-      <w:r>
-        <w:t xml:space="preserve"> </w:t>
-      </w:r>
-      <w:r>
-        <w:t xml:space="preserve">ranges is 1.82 %, at the corner where protein load, load and wash</w:t>
-      </w:r>
-      <w:r>
-        <w:t xml:space="preserve"> </w:t>
-      </w:r>
-      <w:r>
-        <w:t xml:space="preserve">conductivity, elution buffer pH and the stop collect criterion are all at their upper edges,</w:t>
-      </w:r>
-      <w:r>
-        <w:t xml:space="preserve"> </w:t>
-      </w:r>
-      <w:r>
-        <w:t xml:space="preserve">which leaves 3.18 percentage points of margin to the criterion at the</w:t>
-      </w:r>
-      <w:r>
-        <w:t xml:space="preserve"> </w:t>
-      </w:r>
-      <w:r>
-        <w:t xml:space="preserve">worst point of the region. The lowest predicted value, at the opposite corner, is</w:t>
+        <w:t xml:space="preserve">aggregate content of the drug substance. Its in-process limit of</w:t>
+      </w:r>
+      <w:r>
+        <w:t xml:space="preserve"> </w:t>
+      </w:r>
+      <w:r>
+        <w:t xml:space="preserve">1.00 % is the drug substance criterion of 5 %</w:t>
+      </w:r>
+      <w:r>
+        <w:t xml:space="preserve"> </w:t>
+      </w:r>
+      <w:r>
+        <w:t xml:space="preserve">divided by an assurance margin, and because no later step helps, that margin is the only</w:t>
+      </w:r>
+      <w:r>
+        <w:t xml:space="preserve"> </w:t>
+      </w:r>
+      <w:r>
+        <w:t xml:space="preserve">protection the attribute has. The highest pool aggregate the model predicts anywhere inside</w:t>
+      </w:r>
+      <w:r>
+        <w:t xml:space="preserve"> </w:t>
+      </w:r>
+      <w:r>
+        <w:t xml:space="preserve">the characterized ranges is 1.82 %, at the corner where protein load,</w:t>
+      </w:r>
+      <w:r>
+        <w:t xml:space="preserve"> </w:t>
+      </w:r>
+      <w:r>
+        <w:t xml:space="preserve">load and wash conductivity, elution buffer pH and the stop collect criterion are all at their</w:t>
+      </w:r>
+      <w:r>
+        <w:t xml:space="preserve"> </w:t>
+      </w:r>
+      <w:r>
+        <w:t xml:space="preserve">upper edges. That corner is above the in-process limit and is outside the design space,</w:t>
+      </w:r>
+      <w:r>
+        <w:t xml:space="preserve"> </w:t>
+      </w:r>
+      <w:r>
+        <w:t xml:space="preserve">though it remains below the drug substance criterion by</w:t>
+      </w:r>
+      <w:r>
+        <w:t xml:space="preserve"> </w:t>
+      </w:r>
+      <w:r>
+        <w:t xml:space="preserve">3.18 percentage points. The lowest predicted value, at the opposite corner, is</w:t>
       </w:r>
       <w:r>
         <w:t xml:space="preserve"> </w:t>
@@ -14193,19 +14211,45 @@
         <w:t xml:space="preserve"> </w:t>
       </w:r>
       <w:r>
-        <w:t xml:space="preserve">commercial-scale run (PCR-008). Dividing the drug substance criterion by that clearance factor</w:t>
-      </w:r>
-      <w:r>
-        <w:t xml:space="preserve"> </w:t>
-      </w:r>
-      <w:r>
-        <w:t xml:space="preserve">gives 619 ng/mg as the cation exchange pool concentration from</w:t>
-      </w:r>
-      <w:r>
-        <w:t xml:space="preserve"> </w:t>
-      </w:r>
-      <w:r>
-        <w:t xml:space="preserve">which the criterion can still be met. The worst corner of the characterized region for host</w:t>
+        <w:t xml:space="preserve">commercial-scale run (PCR-008). Multiplying the drug substance criterion by that clearance</w:t>
+      </w:r>
+      <w:r>
+        <w:t xml:space="preserve"> </w:t>
+      </w:r>
+      <w:r>
+        <w:t xml:space="preserve">factor gives 619 ng/mg as the cation exchange pool concentration</w:t>
+      </w:r>
+      <w:r>
+        <w:t xml:space="preserve"> </w:t>
+      </w:r>
+      <w:r>
+        <w:t xml:space="preserve">from which the criterion can still be met. Dividing that ceiling by the assurance margin</w:t>
+      </w:r>
+      <w:r>
+        <w:t xml:space="preserve"> </w:t>
+      </w:r>
+      <w:r>
+        <w:t xml:space="preserve">gives the in-process limit of 193 ng/mg used in</w:t>
+      </w:r>
+      <w:r>
+        <w:t xml:space="preserve"> </w:t>
+      </w:r>
+      <w:hyperlink w:anchor="sec-par">
+        <w:r>
+          <w:rPr>
+            <w:rStyle w:val="Hyperlink"/>
+          </w:rPr>
+          <w:t xml:space="preserve">Section 7</w:t>
+        </w:r>
+      </w:hyperlink>
+      <w:r>
+        <w:t xml:space="preserve">, which is</w:t>
+      </w:r>
+      <w:r>
+        <w:t xml:space="preserve"> </w:t>
+      </w:r>
+      <w:r>
+        <w:t xml:space="preserve">the concentration this step is actually controlled to. The worst corner of the characterized region for host</w:t>
       </w:r>
       <w:r>
         <w:t xml:space="preserve"> </w:t>
@@ -14523,13 +14567,63 @@
         <w:t xml:space="preserve"> </w:t>
       </w:r>
       <w:r>
-        <w:t xml:space="preserve">requirement is involved, and the criterion applied to each is the one the drug substance itself</w:t>
-      </w:r>
-      <w:r>
-        <w:t xml:space="preserve"> </w:t>
-      </w:r>
-      <w:r>
-        <w:t xml:space="preserve">must meet. Two analyses were run for each combination of attribute and parameter. The first</w:t>
+        <w:t xml:space="preserve">requirement is involved, and the criterion applied to each is the in-process limit for this</w:t>
+      </w:r>
+      <w:r>
+        <w:t xml:space="preserve"> </w:t>
+      </w:r>
+      <w:r>
+        <w:t xml:space="preserve">step rather than the criterion the drug substance itself must meet. The two are not the same.</w:t>
+      </w:r>
+      <w:r>
+        <w:t xml:space="preserve"> </w:t>
+      </w:r>
+      <w:r>
+        <w:t xml:space="preserve">The cation exchange pool is an intermediate, and anion exchange still has to run, so the</w:t>
+      </w:r>
+      <w:r>
+        <w:t xml:space="preserve"> </w:t>
+      </w:r>
+      <w:r>
+        <w:t xml:space="preserve">drug substance criterion of 100 ng/mg does not describe what this pool</w:t>
+      </w:r>
+      <w:r>
+        <w:t xml:space="preserve"> </w:t>
+      </w:r>
+      <w:r>
+        <w:t xml:space="preserve">has to achieve. The in-process limits used here are</w:t>
+      </w:r>
+      <w:r>
+        <w:t xml:space="preserve"> </w:t>
+      </w:r>
+      <w:r>
+        <w:t xml:space="preserve">1.00 % for aggregate and 193 ng/mg for host</w:t>
+      </w:r>
+      <w:r>
+        <w:t xml:space="preserve"> </w:t>
+      </w:r>
+      <w:r>
+        <w:t xml:space="preserve">cell protein. Each is the concentration from which the remaining steps can still reach the</w:t>
+      </w:r>
+      <w:r>
+        <w:t xml:space="preserve"> </w:t>
+      </w:r>
+      <w:r>
+        <w:t xml:space="preserve">drug substance criterion, divided by an assurance margin, and the derivation is given in</w:t>
+      </w:r>
+      <w:r>
+        <w:t xml:space="preserve"> </w:t>
+      </w:r>
+      <w:hyperlink w:anchor="sec-designspace">
+        <w:r>
+          <w:rPr>
+            <w:rStyle w:val="Hyperlink"/>
+          </w:rPr>
+          <w:t xml:space="preserve">Section 6</w:t>
+        </w:r>
+      </w:hyperlink>
+      <w:r>
+        <w:t xml:space="preserve">. Two analyses were run for each combination of attribute and parameter. The first</w:t>
       </w:r>
       <w:r>
         <w:t xml:space="preserve"> </w:t>
@@ -14617,12 +14711,13 @@
               <w:tblLook w:firstRow="1" w:lastRow="0" w:firstColumn="0" w:lastColumn="0" w:noHBand="0" w:noVBand="0" w:val="0020"/>
             </w:tblPr>
             <w:tblGrid>
-              <w:gridCol w:w="1330"/>
-              <w:gridCol w:w="1520"/>
-              <w:gridCol w:w="950"/>
-              <w:gridCol w:w="696"/>
-              <w:gridCol w:w="1710"/>
-              <w:gridCol w:w="1710"/>
+              <w:gridCol w:w="1433"/>
+              <w:gridCol w:w="1638"/>
+              <w:gridCol w:w="1024"/>
+              <w:gridCol w:w="751"/>
+              <w:gridCol w:w="887"/>
+              <w:gridCol w:w="1297"/>
+              <w:gridCol w:w="887"/>
             </w:tblGrid>
             <w:tr>
               <w:trPr>
@@ -14689,6 +14784,19 @@
                     <w:jc w:val="center"/>
                   </w:pPr>
                   <w:r>
+                    <w:t xml:space="preserve">Criterion</w:t>
+                  </w:r>
+                </w:p>
+              </w:tc>
+              <w:tc>
+                <w:tcPr/>
+                <w:p>
+                  <w:pPr>
+                    <w:pStyle w:val="Compact"/>
+                    <w:jc w:val="left"/>
+                    <w:jc w:val="center"/>
+                  </w:pPr>
+                  <w:r>
                     <w:t xml:space="preserve">PAR (set-point)</w:t>
                   </w:r>
                 </w:p>
@@ -14769,20 +14877,33 @@
                     <w:jc w:val="center"/>
                   </w:pPr>
                   <w:r>
-                    <w:t xml:space="preserve">10–40</w:t>
-                  </w:r>
-                </w:p>
-              </w:tc>
-              <w:tc>
-                <w:tcPr/>
-                <w:p>
-                  <w:pPr>
-                    <w:pStyle w:val="Compact"/>
-                    <w:jc w:val="left"/>
-                    <w:jc w:val="center"/>
-                  </w:pPr>
-                  <w:r>
-                    <w:t xml:space="preserve">10–40</w:t>
+                    <w:t xml:space="preserve">≤ 1</w:t>
+                  </w:r>
+                </w:p>
+              </w:tc>
+              <w:tc>
+                <w:tcPr/>
+                <w:p>
+                  <w:pPr>
+                    <w:pStyle w:val="Compact"/>
+                    <w:jc w:val="left"/>
+                    <w:jc w:val="center"/>
+                  </w:pPr>
+                  <w:r>
+                    <w:t xml:space="preserve">10–36</w:t>
+                  </w:r>
+                </w:p>
+              </w:tc>
+              <w:tc>
+                <w:tcPr/>
+                <w:p>
+                  <w:pPr>
+                    <w:pStyle w:val="Compact"/>
+                    <w:jc w:val="left"/>
+                    <w:jc w:val="center"/>
+                  </w:pPr>
+                  <w:r>
+                    <w:t xml:space="preserve">10–27.6</w:t>
                   </w:r>
                 </w:p>
               </w:tc>
@@ -14849,6 +14970,19 @@
                     <w:jc w:val="center"/>
                   </w:pPr>
                   <w:r>
+                    <w:t xml:space="preserve">≤ 1</w:t>
+                  </w:r>
+                </w:p>
+              </w:tc>
+              <w:tc>
+                <w:tcPr/>
+                <w:p>
+                  <w:pPr>
+                    <w:pStyle w:val="Compact"/>
+                    <w:jc w:val="left"/>
+                    <w:jc w:val="center"/>
+                  </w:pPr>
+                  <w:r>
                     <w:t xml:space="preserve">3–7</w:t>
                   </w:r>
                 </w:p>
@@ -14929,6 +15063,19 @@
                     <w:jc w:val="center"/>
                   </w:pPr>
                   <w:r>
+                    <w:t xml:space="preserve">≤ 1</w:t>
+                  </w:r>
+                </w:p>
+              </w:tc>
+              <w:tc>
+                <w:tcPr/>
+                <w:p>
+                  <w:pPr>
+                    <w:pStyle w:val="Compact"/>
+                    <w:jc w:val="left"/>
+                    <w:jc w:val="center"/>
+                  </w:pPr>
+                  <w:r>
                     <w:t xml:space="preserve">5.8–6.2</w:t>
                   </w:r>
                 </w:p>
@@ -14942,7 +15089,7 @@
                     <w:jc w:val="center"/>
                   </w:pPr>
                   <w:r>
-                    <w:t xml:space="preserve">5.8–6.2</w:t>
+                    <w:t xml:space="preserve">5.8–6.05</w:t>
                   </w:r>
                 </w:p>
               </w:tc>
@@ -15009,6 +15156,19 @@
                     <w:jc w:val="center"/>
                   </w:pPr>
                   <w:r>
+                    <w:t xml:space="preserve">≤ 1</w:t>
+                  </w:r>
+                </w:p>
+              </w:tc>
+              <w:tc>
+                <w:tcPr/>
+                <w:p>
+                  <w:pPr>
+                    <w:pStyle w:val="Compact"/>
+                    <w:jc w:val="left"/>
+                    <w:jc w:val="center"/>
+                  </w:pPr>
+                  <w:r>
                     <w:t xml:space="preserve">0.5–1.5</w:t>
                   </w:r>
                 </w:p>
@@ -15022,7 +15182,7 @@
                     <w:jc w:val="center"/>
                   </w:pPr>
                   <w:r>
-                    <w:t xml:space="preserve">0.5–1.5</w:t>
+                    <w:t xml:space="preserve">0.5–1.12</w:t>
                   </w:r>
                 </w:p>
               </w:tc>
@@ -15089,20 +15249,33 @@
                     <w:jc w:val="center"/>
                   </w:pPr>
                   <w:r>
-                    <w:t xml:space="preserve">none (set-point breaches)</w:t>
-                  </w:r>
-                </w:p>
-              </w:tc>
-              <w:tc>
-                <w:tcPr/>
-                <w:p>
-                  <w:pPr>
-                    <w:pStyle w:val="Compact"/>
-                    <w:jc w:val="left"/>
-                    <w:jc w:val="center"/>
-                  </w:pPr>
-                  <w:r>
-                    <w:t xml:space="preserve">none (set-point breaches)</w:t>
+                    <w:t xml:space="preserve">≤ 193</w:t>
+                  </w:r>
+                </w:p>
+              </w:tc>
+              <w:tc>
+                <w:tcPr/>
+                <w:p>
+                  <w:pPr>
+                    <w:pStyle w:val="Compact"/>
+                    <w:jc w:val="left"/>
+                    <w:jc w:val="center"/>
+                  </w:pPr>
+                  <w:r>
+                    <w:t xml:space="preserve">10–40</w:t>
+                  </w:r>
+                </w:p>
+              </w:tc>
+              <w:tc>
+                <w:tcPr/>
+                <w:p>
+                  <w:pPr>
+                    <w:pStyle w:val="Compact"/>
+                    <w:jc w:val="left"/>
+                    <w:jc w:val="center"/>
+                  </w:pPr>
+                  <w:r>
+                    <w:t xml:space="preserve">10–28.4</w:t>
                   </w:r>
                 </w:p>
               </w:tc>
@@ -15169,20 +15342,33 @@
                     <w:jc w:val="center"/>
                   </w:pPr>
                   <w:r>
-                    <w:t xml:space="preserve">none (set-point breaches)</w:t>
-                  </w:r>
-                </w:p>
-              </w:tc>
-              <w:tc>
-                <w:tcPr/>
-                <w:p>
-                  <w:pPr>
-                    <w:pStyle w:val="Compact"/>
-                    <w:jc w:val="left"/>
-                    <w:jc w:val="center"/>
-                  </w:pPr>
-                  <w:r>
-                    <w:t xml:space="preserve">none (set-point breaches)</w:t>
+                    <w:t xml:space="preserve">≤ 193</w:t>
+                  </w:r>
+                </w:p>
+              </w:tc>
+              <w:tc>
+                <w:tcPr/>
+                <w:p>
+                  <w:pPr>
+                    <w:pStyle w:val="Compact"/>
+                    <w:jc w:val="left"/>
+                    <w:jc w:val="center"/>
+                  </w:pPr>
+                  <w:r>
+                    <w:t xml:space="preserve">3.3–7</w:t>
+                  </w:r>
+                </w:p>
+              </w:tc>
+              <w:tc>
+                <w:tcPr/>
+                <w:p>
+                  <w:pPr>
+                    <w:pStyle w:val="Compact"/>
+                    <w:jc w:val="left"/>
+                    <w:jc w:val="center"/>
+                  </w:pPr>
+                  <w:r>
+                    <w:t xml:space="preserve">4.55–7</w:t>
                   </w:r>
                 </w:p>
               </w:tc>
@@ -15249,20 +15435,33 @@
                     <w:jc w:val="center"/>
                   </w:pPr>
                   <w:r>
-                    <w:t xml:space="preserve">none (set-point breaches)</w:t>
-                  </w:r>
-                </w:p>
-              </w:tc>
-              <w:tc>
-                <w:tcPr/>
-                <w:p>
-                  <w:pPr>
-                    <w:pStyle w:val="Compact"/>
-                    <w:jc w:val="left"/>
-                    <w:jc w:val="center"/>
-                  </w:pPr>
-                  <w:r>
-                    <w:t xml:space="preserve">none (set-point breaches)</w:t>
+                    <w:t xml:space="preserve">≤ 193</w:t>
+                  </w:r>
+                </w:p>
+              </w:tc>
+              <w:tc>
+                <w:tcPr/>
+                <w:p>
+                  <w:pPr>
+                    <w:pStyle w:val="Compact"/>
+                    <w:jc w:val="left"/>
+                    <w:jc w:val="center"/>
+                  </w:pPr>
+                  <w:r>
+                    <w:t xml:space="preserve">5.8–6.2</w:t>
+                  </w:r>
+                </w:p>
+              </w:tc>
+              <w:tc>
+                <w:tcPr/>
+                <w:p>
+                  <w:pPr>
+                    <w:pStyle w:val="Compact"/>
+                    <w:jc w:val="left"/>
+                    <w:jc w:val="center"/>
+                  </w:pPr>
+                  <w:r>
+                    <w:t xml:space="preserve">5.8–6.2</w:t>
                   </w:r>
                 </w:p>
               </w:tc>
@@ -15329,20 +15528,33 @@
                     <w:jc w:val="center"/>
                   </w:pPr>
                   <w:r>
-                    <w:t xml:space="preserve">none (set-point breaches)</w:t>
-                  </w:r>
-                </w:p>
-              </w:tc>
-              <w:tc>
-                <w:tcPr/>
-                <w:p>
-                  <w:pPr>
-                    <w:pStyle w:val="Compact"/>
-                    <w:jc w:val="left"/>
-                    <w:jc w:val="center"/>
-                  </w:pPr>
-                  <w:r>
-                    <w:t xml:space="preserve">none (set-point breaches)</w:t>
+                    <w:t xml:space="preserve">≤ 193</w:t>
+                  </w:r>
+                </w:p>
+              </w:tc>
+              <w:tc>
+                <w:tcPr/>
+                <w:p>
+                  <w:pPr>
+                    <w:pStyle w:val="Compact"/>
+                    <w:jc w:val="left"/>
+                    <w:jc w:val="center"/>
+                  </w:pPr>
+                  <w:r>
+                    <w:t xml:space="preserve">0.5–1.5</w:t>
+                  </w:r>
+                </w:p>
+              </w:tc>
+              <w:tc>
+                <w:tcPr/>
+                <w:p>
+                  <w:pPr>
+                    <w:pStyle w:val="Compact"/>
+                    <w:jc w:val="left"/>
+                    <w:jc w:val="center"/>
+                  </w:pPr>
+                  <w:r>
+                    <w:t xml:space="preserve">0.537–1.5</w:t>
                   </w:r>
                 </w:p>
               </w:tc>
@@ -15358,55 +15570,84 @@
         <w:pStyle w:val="BodyText"/>
       </w:pPr>
       <w:r>
-        <w:t xml:space="preserve">For aggregate the two analyses give the same answer for all four parameters, and that answer</w:t>
-      </w:r>
-      <w:r>
-        <w:t xml:space="preserve"> </w:t>
-      </w:r>
-      <w:r>
-        <w:t xml:space="preserve">is the full characterization range in each case. Protein load is acceptable across its whole</w:t>
-      </w:r>
-      <w:r>
-        <w:t xml:space="preserve"> </w:t>
-      </w:r>
-      <w:r>
-        <w:t xml:space="preserve">studied range (10 to 40 g/L</w:t>
-      </w:r>
-      <w:r>
-        <w:t xml:space="preserve"> </w:t>
-      </w:r>
-      <w:r>
-        <w:t xml:space="preserve">resin), and so are the load and wash conductivity, the elution buffer pH and the stop collect</w:t>
-      </w:r>
-      <w:r>
-        <w:t xml:space="preserve"> </w:t>
-      </w:r>
-      <w:r>
-        <w:t xml:space="preserve">criterion. The coincidence of the two columns is the informative part, because it says that</w:t>
-      </w:r>
-      <w:r>
-        <w:t xml:space="preserve"> </w:t>
-      </w:r>
-      <w:r>
-        <w:t xml:space="preserve">each parameter remains acceptable not only when the others are held at their set-points, but</w:t>
-      </w:r>
-      <w:r>
-        <w:t xml:space="preserve"> </w:t>
-      </w:r>
-      <w:r>
-        <w:t xml:space="preserve">also when they vary within their normal operating ranges, which is the condition the commercial</w:t>
-      </w:r>
-      <w:r>
-        <w:t xml:space="preserve"> </w:t>
-      </w:r>
-      <w:r>
-        <w:t xml:space="preserve">process will actually meet. No parameter needs a proven acceptable range narrower than the</w:t>
-      </w:r>
-      <w:r>
-        <w:t xml:space="preserve"> </w:t>
-      </w:r>
-      <w:r>
-        <w:t xml:space="preserve">range that was characterized.</w:t>
+        <w:t xml:space="preserve">For aggregate the two analyses separate, and the separation is the informative part. Held at</w:t>
+      </w:r>
+      <w:r>
+        <w:t xml:space="preserve"> </w:t>
+      </w:r>
+      <w:r>
+        <w:t xml:space="preserve">their set-points, the load and wash conductivity and the elution buffer pH and the stop</w:t>
+      </w:r>
+      <w:r>
+        <w:t xml:space="preserve"> </w:t>
+      </w:r>
+      <w:r>
+        <w:t xml:space="preserve">collect criterion are all acceptable across their whole studied ranges, and only protein load</w:t>
+      </w:r>
+      <w:r>
+        <w:t xml:space="preserve"> </w:t>
+      </w:r>
+      <w:r>
+        <w:t xml:space="preserve">is bounded, at the top of its range. Once the other three parameters are allowed to move</w:t>
+      </w:r>
+      <w:r>
+        <w:t xml:space="preserve"> </w:t>
+      </w:r>
+      <w:r>
+        <w:t xml:space="preserve">within their normal operating ranges, three of the four ranges close in. Protein load loses</w:t>
+      </w:r>
+      <w:r>
+        <w:t xml:space="preserve"> </w:t>
+      </w:r>
+      <w:r>
+        <w:t xml:space="preserve">most, the elution buffer pH and the stop collect criterion lose the upper part of their</w:t>
+      </w:r>
+      <w:r>
+        <w:t xml:space="preserve"> </w:t>
+      </w:r>
+      <w:r>
+        <w:t xml:space="preserve">ranges, and only the load and wash conductivity still spans the range it was studied over.</w:t>
+      </w:r>
+      <w:r>
+        <w:t xml:space="preserve"> </w:t>
+      </w:r>
+      <w:r>
+        <w:t xml:space="preserve">The narrowing is not a failure. It says that the acceptable setting of one parameter depends</w:t>
+      </w:r>
+      <w:r>
+        <w:t xml:space="preserve"> </w:t>
+      </w:r>
+      <w:r>
+        <w:t xml:space="preserve">on where the others sit, which is the condition the commercial process will actually meet,</w:t>
+      </w:r>
+      <w:r>
+        <w:t xml:space="preserve"> </w:t>
+      </w:r>
+      <w:r>
+        <w:t xml:space="preserve">and it is the reason the design space in</w:t>
+      </w:r>
+      <w:r>
+        <w:t xml:space="preserve"> </w:t>
+      </w:r>
+      <w:hyperlink w:anchor="sec-designspace">
+        <w:r>
+          <w:rPr>
+            <w:rStyle w:val="Hyperlink"/>
+          </w:rPr>
+          <w:t xml:space="preserve">Section 6</w:t>
+        </w:r>
+      </w:hyperlink>
+      <w:r>
+        <w:t xml:space="preserve"> </w:t>
+      </w:r>
+      <w:r>
+        <w:t xml:space="preserve">is stated as a region and not as</w:t>
+      </w:r>
+      <w:r>
+        <w:t xml:space="preserve"> </w:t>
+      </w:r>
+      <w:r>
+        <w:t xml:space="preserve">four independent ranges.</w:t>
       </w:r>
     </w:p>
     <w:tbl>
@@ -15527,31 +15768,43 @@
         <w:t xml:space="preserve"> </w:t>
       </w:r>
       <w:r>
-        <w:t xml:space="preserve">load range and stays far below the acceptance limit throughout, in both panels. The shaded</w:t>
-      </w:r>
-      <w:r>
-        <w:t xml:space="preserve"> </w:t>
-      </w:r>
-      <w:r>
-        <w:t xml:space="preserve">acceptable region covers the whole axis, and the upper edge of the predictive interval in the</w:t>
-      </w:r>
-      <w:r>
-        <w:t xml:space="preserve"> </w:t>
-      </w:r>
-      <w:r>
-        <w:t xml:space="preserve">right-hand panel remains below the limit even at the top of the load range, where the</w:t>
-      </w:r>
-      <w:r>
-        <w:t xml:space="preserve"> </w:t>
-      </w:r>
-      <w:r>
-        <w:t xml:space="preserve">combination of a heavily loaded column and normal operating range variation in the other three</w:t>
-      </w:r>
-      <w:r>
-        <w:t xml:space="preserve"> </w:t>
-      </w:r>
-      <w:r>
-        <w:t xml:space="preserve">parameters produces the highest aggregate the analysis considers.</w:t>
+        <w:t xml:space="preserve">load range and crosses the in-process limit near the top of it, so the shaded acceptable</w:t>
+      </w:r>
+      <w:r>
+        <w:t xml:space="preserve"> </w:t>
+      </w:r>
+      <w:r>
+        <w:t xml:space="preserve">region stops short of the right-hand edge in the left panel. In the right panel it stops</w:t>
+      </w:r>
+      <w:r>
+        <w:t xml:space="preserve"> </w:t>
+      </w:r>
+      <w:r>
+        <w:t xml:space="preserve">earlier still. The upper edge of the predictive interval carries the variation of the other</w:t>
+      </w:r>
+      <w:r>
+        <w:t xml:space="preserve"> </w:t>
+      </w:r>
+      <w:r>
+        <w:t xml:space="preserve">three parameters as well as the residual spread of the model, so it reaches the limit at a</w:t>
+      </w:r>
+      <w:r>
+        <w:t xml:space="preserve"> </w:t>
+      </w:r>
+      <w:r>
+        <w:t xml:space="preserve">lower load than the mean response does. The difference between the two panels is the cost of</w:t>
+      </w:r>
+      <w:r>
+        <w:t xml:space="preserve"> </w:t>
+      </w:r>
+      <w:r>
+        <w:t xml:space="preserve">letting the rest of the operating point move, and it is why the design space is not simply</w:t>
+      </w:r>
+      <w:r>
+        <w:t xml:space="preserve"> </w:t>
+      </w:r>
+      <w:r>
+        <w:t xml:space="preserve">the characterized rectangle.</w:t>
       </w:r>
     </w:p>
     <w:tbl>
@@ -15626,7 +15879,7 @@
               <w:pStyle w:val="ImageCaption"/>
             </w:pPr>
             <w:r>
-              <w:t xml:space="preserve">Figure 7: Pool host cell protein against load/wash conductivity, analysed against the drug substance criterion. No region is acceptable against that criterion, because the criterion applies to the drug substance and not to this intermediate.</w:t>
+              <w:t xml:space="preserve">Figure 7: Pool host cell protein against load/wash conductivity, analysed against the in-process limit for this step. The acceptable region is shaded green. The limit is the pool concentration from which anion exchange can still reach the drug substance criterion, divided by an assurance margin.</w:t>
             </w:r>
           </w:p>
           <w:bookmarkEnd w:id="81"/>
@@ -15638,7 +15891,7 @@
         <w:pStyle w:val="BodyText"/>
       </w:pPr>
       <w:r>
-        <w:t xml:space="preserve">For host cell protein the analysis returns no acceptable range for any parameter, and</w:t>
+        <w:t xml:space="preserve">For host cell protein the analysis returns a range for every parameter, and</w:t>
       </w:r>
       <w:r>
         <w:t xml:space="preserve"> </w:t>
@@ -15655,43 +15908,55 @@
         <w:t xml:space="preserve"> </w:t>
       </w:r>
       <w:r>
-        <w:t xml:space="preserve">shows why. The predicted pool concentration lies above the drug substance</w:t>
-      </w:r>
-      <w:r>
-        <w:t xml:space="preserve"> </w:t>
-      </w:r>
-      <w:r>
-        <w:t xml:space="preserve">criterion across the whole conductivity range, including at the set-point, so no contiguous</w:t>
-      </w:r>
-      <w:r>
-        <w:t xml:space="preserve"> </w:t>
-      </w:r>
-      <w:r>
-        <w:t xml:space="preserve">acceptable interval exists around the set-point for the analysis to report. This is the correct</w:t>
-      </w:r>
-      <w:r>
-        <w:t xml:space="preserve"> </w:t>
-      </w:r>
-      <w:r>
-        <w:t xml:space="preserve">result for an intermediate that is not the drug substance, and it should not be read as a</w:t>
-      </w:r>
-      <w:r>
-        <w:t xml:space="preserve"> </w:t>
-      </w:r>
-      <w:r>
-        <w:t xml:space="preserve">failed acceptance criterion. Applying a drug substance criterion to the cation exchange pool</w:t>
-      </w:r>
-      <w:r>
-        <w:t xml:space="preserve"> </w:t>
-      </w:r>
-      <w:r>
-        <w:t xml:space="preserve">would require this step to deliver the whole host cell protein reduction on its own, which is</w:t>
-      </w:r>
-      <w:r>
-        <w:t xml:space="preserve"> </w:t>
-      </w:r>
-      <w:r>
-        <w:t xml:space="preserve">neither how the process is designed nor what is claimed for it.</w:t>
+        <w:t xml:space="preserve">shows</w:t>
+      </w:r>
+      <w:r>
+        <w:t xml:space="preserve"> </w:t>
+      </w:r>
+      <w:r>
+        <w:t xml:space="preserve">the parameter that governs. The load and wash conductivity is bounded at the bottom of its</w:t>
+      </w:r>
+      <w:r>
+        <w:t xml:space="preserve"> </w:t>
+      </w:r>
+      <w:r>
+        <w:t xml:space="preserve">studied range and not at the top, which is the direction the mechanism predicts. A lower</w:t>
+      </w:r>
+      <w:r>
+        <w:t xml:space="preserve"> </w:t>
+      </w:r>
+      <w:r>
+        <w:t xml:space="preserve">conductivity weakens the wash, more host cell protein stays bound to the product and elutes</w:t>
+      </w:r>
+      <w:r>
+        <w:t xml:space="preserve"> </w:t>
+      </w:r>
+      <w:r>
+        <w:t xml:space="preserve">with it, and the pool concentration rises. The elution buffer pH and the stop collect</w:t>
+      </w:r>
+      <w:r>
+        <w:t xml:space="preserve"> </w:t>
+      </w:r>
+      <w:r>
+        <w:t xml:space="preserve">criterion are acceptable across their whole studied ranges under both analyses, and protein</w:t>
+      </w:r>
+      <w:r>
+        <w:t xml:space="preserve"> </w:t>
+      </w:r>
+      <w:r>
+        <w:t xml:space="preserve">load is acceptable across its whole range at the set-point. Under normal operating range</w:t>
+      </w:r>
+      <w:r>
+        <w:t xml:space="preserve"> </w:t>
+      </w:r>
+      <w:r>
+        <w:t xml:space="preserve">variation protein load closes in from the top, because a heavier load and a weak wash push in</w:t>
+      </w:r>
+      <w:r>
+        <w:t xml:space="preserve"> </w:t>
+      </w:r>
+      <w:r>
+        <w:t xml:space="preserve">the same direction.</w:t>
       </w:r>
     </w:p>
     <w:p>
@@ -15699,19 +15964,43 @@
         <w:pStyle w:val="BodyText"/>
       </w:pPr>
       <w:r>
-        <w:t xml:space="preserve">The quantity this step is judged on for host cell protein is its clearance factor, which is</w:t>
-      </w:r>
-      <w:r>
-        <w:t xml:space="preserve"> </w:t>
-      </w:r>
-      <w:r>
-        <w:t xml:space="preserve">78-fold in the nominal commercial-scale run, together with the</w:t>
-      </w:r>
-      <w:r>
-        <w:t xml:space="preserve"> </w:t>
-      </w:r>
-      <w:r>
-        <w:t xml:space="preserve">step-level ceiling derived in</w:t>
+        <w:t xml:space="preserve">The step is also judged on its clearance factor, which is</w:t>
+      </w:r>
+      <w:r>
+        <w:t xml:space="preserve"> </w:t>
+      </w:r>
+      <w:r>
+        <w:t xml:space="preserve">78-fold in the nominal commercial-scale run. The in-process limit</w:t>
+      </w:r>
+      <w:r>
+        <w:t xml:space="preserve"> </w:t>
+      </w:r>
+      <w:r>
+        <w:t xml:space="preserve">and the clearance factor are two statements of the same requirement. The worst corner of the</w:t>
+      </w:r>
+      <w:r>
+        <w:t xml:space="preserve"> </w:t>
+      </w:r>
+      <w:r>
+        <w:t xml:space="preserve">characterized region, at high load with a weak wash, is predicted at</w:t>
+      </w:r>
+      <w:r>
+        <w:t xml:space="preserve"> </w:t>
+      </w:r>
+      <w:r>
+        <w:t xml:space="preserve">291 ng/mg, which is above the in-process limit of</w:t>
+      </w:r>
+      <w:r>
+        <w:t xml:space="preserve"> </w:t>
+      </w:r>
+      <w:r>
+        <w:t xml:space="preserve">193 ng/mg. That corner is therefore outside the operating region this</w:t>
+      </w:r>
+      <w:r>
+        <w:t xml:space="preserve"> </w:t>
+      </w:r>
+      <w:r>
+        <w:t xml:space="preserve">step claims, and it is excluded by the design space in</w:t>
       </w:r>
       <w:r>
         <w:t xml:space="preserve"> </w:t>
@@ -15725,49 +16014,52 @@
         </w:r>
       </w:hyperlink>
       <w:r>
-        <w:t xml:space="preserve">. Judged that way, every parameter range is</w:t>
-      </w:r>
-      <w:r>
-        <w:t xml:space="preserve"> </w:t>
-      </w:r>
-      <w:r>
-        <w:t xml:space="preserve">acceptable. The highest concentration the model predicts anywhere in the characterized region</w:t>
-      </w:r>
-      <w:r>
-        <w:t xml:space="preserve"> </w:t>
-      </w:r>
-      <w:r>
-        <w:t xml:space="preserve">is 291 ng/mg, against a ceiling of</w:t>
-      </w:r>
-      <w:r>
-        <w:t xml:space="preserve"> </w:t>
-      </w:r>
-      <w:r>
-        <w:t xml:space="preserve">619 ng/mg. Since the worst point of the whole region satisfies the</w:t>
-      </w:r>
-      <w:r>
-        <w:t xml:space="preserve"> </w:t>
-      </w:r>
-      <w:r>
-        <w:t xml:space="preserve">ceiling, every sub-range of every parameter satisfies it too, and no narrower proven acceptable</w:t>
-      </w:r>
-      <w:r>
-        <w:t xml:space="preserve"> </w:t>
-      </w:r>
-      <w:r>
-        <w:t xml:space="preserve">range is needed for any of the four. This conclusion is conditional on the anion exchange</w:t>
-      </w:r>
-      <w:r>
-        <w:t xml:space="preserve"> </w:t>
-      </w:r>
-      <w:r>
-        <w:t xml:space="preserve">clearance factor holding, which is a claim of PCR-008 and not of this report, and the</w:t>
-      </w:r>
-      <w:r>
-        <w:t xml:space="preserve"> </w:t>
-      </w:r>
-      <w:r>
-        <w:t xml:space="preserve">cumulative outcome is reported in PCMR-001.</w:t>
+        <w:t xml:space="preserve"> </w:t>
+      </w:r>
+      <w:r>
+        <w:t xml:space="preserve">rather than by any</w:t>
+      </w:r>
+      <w:r>
+        <w:t xml:space="preserve"> </w:t>
+      </w:r>
+      <w:r>
+        <w:t xml:space="preserve">single univariate range. The limit itself sits a factor of</w:t>
+      </w:r>
+      <w:r>
+        <w:t xml:space="preserve"> </w:t>
+      </w:r>
+      <w:r>
+        <w:t xml:space="preserve">3.2 below the 619 ng/mg from which</w:t>
+      </w:r>
+      <w:r>
+        <w:t xml:space="preserve"> </w:t>
+      </w:r>
+      <w:r>
+        <w:t xml:space="preserve">anion exchange could still reach the drug substance criterion, so a batch at the limit is</w:t>
+      </w:r>
+      <w:r>
+        <w:t xml:space="preserve"> </w:t>
+      </w:r>
+      <w:r>
+        <w:t xml:space="preserve">still comfortably recoverable. The margin is what makes the limit a control rather than a</w:t>
+      </w:r>
+      <w:r>
+        <w:t xml:space="preserve"> </w:t>
+      </w:r>
+      <w:r>
+        <w:t xml:space="preserve">break-even point. This conclusion is conditional on the anion exchange clearance factor</w:t>
+      </w:r>
+      <w:r>
+        <w:t xml:space="preserve"> </w:t>
+      </w:r>
+      <w:r>
+        <w:t xml:space="preserve">holding, which is a claim of PCR-008 and not of this report, and the cumulative outcome is</w:t>
+      </w:r>
+      <w:r>
+        <w:t xml:space="preserve"> </w:t>
+      </w:r>
+      <w:r>
+        <w:t xml:space="preserve">reported in PCMR-001.</w:t>
       </w:r>
     </w:p>
     <w:p>
@@ -15816,31 +16108,31 @@
         <w:t xml:space="preserve"> </w:t>
       </w:r>
       <w:r>
-        <w:t xml:space="preserve">region that governs. Where every proven acceptable range spans the full characterization range,</w:t>
-      </w:r>
-      <w:r>
-        <w:t xml:space="preserve"> </w:t>
-      </w:r>
-      <w:r>
-        <w:t xml:space="preserve">as it does here, the binding constraint on the operating region is the edge of the</w:t>
-      </w:r>
-      <w:r>
-        <w:t xml:space="preserve"> </w:t>
-      </w:r>
-      <w:r>
-        <w:t xml:space="preserve">characterized space itself and not any univariate limit. Both claims are bounded by the ranges</w:t>
-      </w:r>
-      <w:r>
-        <w:t xml:space="preserve"> </w:t>
-      </w:r>
-      <w:r>
-        <w:t xml:space="preserve">studied and by the fitted response-surface models, and neither extends to conditions outside</w:t>
-      </w:r>
-      <w:r>
-        <w:t xml:space="preserve"> </w:t>
-      </w:r>
-      <w:r>
-        <w:t xml:space="preserve">the characterization ranges given in</w:t>
+        <w:t xml:space="preserve">region that governs. Where a proven acceptable range is narrower than the range that was</w:t>
+      </w:r>
+      <w:r>
+        <w:t xml:space="preserve"> </w:t>
+      </w:r>
+      <w:r>
+        <w:t xml:space="preserve">characterized, as several are here, the univariate limit and the edge of the characterized</w:t>
+      </w:r>
+      <w:r>
+        <w:t xml:space="preserve"> </w:t>
+      </w:r>
+      <w:r>
+        <w:t xml:space="preserve">space both bind, and the design space is the smaller of the two. Both claims are bounded by</w:t>
+      </w:r>
+      <w:r>
+        <w:t xml:space="preserve"> </w:t>
+      </w:r>
+      <w:r>
+        <w:t xml:space="preserve">the ranges studied and by the fitted response-surface models, and neither extends to</w:t>
+      </w:r>
+      <w:r>
+        <w:t xml:space="preserve"> </w:t>
+      </w:r>
+      <w:r>
+        <w:t xml:space="preserve">conditions outside the characterization ranges given in</w:t>
       </w:r>
       <w:r>
         <w:t xml:space="preserve"> </w:t>
@@ -17491,13 +17783,13 @@
         <w:t xml:space="preserve"> </w:t>
       </w:r>
       <w:r>
-        <w:t xml:space="preserve">lack of fit. The design space is the whole characterized region, because the governing</w:t>
-      </w:r>
-      <w:r>
-        <w:t xml:space="preserve"> </w:t>
-      </w:r>
-      <w:r>
-        <w:t xml:space="preserve">attribute stays within its criterion at every corner of it.</w:t>
+        <w:t xml:space="preserve">lack of fit. The design space is 69 % of the characterized region,</w:t>
+      </w:r>
+      <w:r>
+        <w:t xml:space="preserve"> </w:t>
+      </w:r>
+      <w:r>
+        <w:t xml:space="preserve">bounded by the in-process limits on pool aggregate and pool host cell protein.</w:t>
       </w:r>
     </w:p>
     <w:p>
@@ -17549,19 +17841,19 @@
         <w:t xml:space="preserve"> </w:t>
       </w:r>
       <w:r>
-        <w:t xml:space="preserve">process parameters, and the elution flow rate is a general process parameter. Every proven</w:t>
-      </w:r>
-      <w:r>
-        <w:t xml:space="preserve"> </w:t>
-      </w:r>
-      <w:r>
-        <w:t xml:space="preserve">acceptable range spans the full characterization range of its parameter, at the set-point and</w:t>
-      </w:r>
-      <w:r>
-        <w:t xml:space="preserve"> </w:t>
-      </w:r>
-      <w:r>
-        <w:t xml:space="preserve">under normal operating range variation of the others. The campaign recorded</w:t>
+        <w:t xml:space="preserve">process parameters, and the elution flow rate is a general process parameter. Most proven</w:t>
+      </w:r>
+      <w:r>
+        <w:t xml:space="preserve"> </w:t>
+      </w:r>
+      <w:r>
+        <w:t xml:space="preserve">acceptable ranges span the full characterization range of their parameter at the set-point,</w:t>
+      </w:r>
+      <w:r>
+        <w:t xml:space="preserve"> </w:t>
+      </w:r>
+      <w:r>
+        <w:t xml:space="preserve">and most do not under normal operating range variation of the others. The campaign recorded</w:t>
       </w:r>
       <w:r>
         <w:t xml:space="preserve"> </w:t>
